--- a/Plan_De_Proyecto_Plataforma_De_Streaming_JUAN MARTINEZ _CRISTIAN RUEDA.docx
+++ b/Plan_De_Proyecto_Plataforma_De_Streaming_JUAN MARTINEZ _CRISTIAN RUEDA.docx
@@ -1044,15 +1044,7 @@
           <w:bCs/>
           <w:lang w:val="es-CO"/>
         </w:rPr>
-        <w:t xml:space="preserve">Objetivos específicos </w:t>
-      </w:r>
-      <w:r>
-        <w:rPr>
-          <w:b/>
-          <w:bCs/>
-          <w:lang w:val="es-CO"/>
-        </w:rPr>
-        <w:t>del proyecto</w:t>
+        <w:t>Objetivos específicos del proyecto</w:t>
       </w:r>
     </w:p>
     <w:p>
@@ -26704,6 +26696,7 @@
       </w:pPr>
       <w:r>
         <w:rPr>
+          <w:noProof/>
           <w:lang w:val="es-CO"/>
         </w:rPr>
         <w:drawing>
@@ -26821,6 +26814,7 @@
         <w:rPr>
           <w:b/>
           <w:bCs/>
+          <w:noProof/>
           <w:lang w:val="es-CO"/>
         </w:rPr>
         <w:drawing>
@@ -27102,6 +27096,7 @@
         <w:rPr>
           <w:b/>
           <w:bCs/>
+          <w:noProof/>
           <w:lang w:val="es-CO"/>
         </w:rPr>
         <w:drawing>
@@ -27214,6 +27209,7 @@
         <w:rPr>
           <w:b/>
           <w:bCs/>
+          <w:noProof/>
           <w:lang w:val="es-CO"/>
         </w:rPr>
         <w:drawing>
@@ -27388,15 +27384,7 @@
       </w:r>
       <w:proofErr w:type="spellEnd"/>
       <w:r>
-        <w:t xml:space="preserve"> </w:t>
-      </w:r>
-      <w:proofErr w:type="spellStart"/>
-      <w:r>
-        <w:t>el</w:t>
-      </w:r>
-      <w:proofErr w:type="spellEnd"/>
-      <w:r>
-        <w:t xml:space="preserve"> </w:t>
+        <w:t xml:space="preserve"> el </w:t>
       </w:r>
       <w:proofErr w:type="spellStart"/>
       <w:r>
@@ -27639,6 +27627,7 @@
         <w:rPr>
           <w:b/>
           <w:bCs/>
+          <w:noProof/>
           <w:lang w:val="es-CO"/>
         </w:rPr>
         <w:drawing>
@@ -27894,27 +27883,13 @@
           <w:bCs/>
           <w:lang w:val="es-CO"/>
         </w:rPr>
-        <w:t>)</w:t>
-      </w:r>
-      <w:r>
-        <w:rPr>
-          <w:b/>
-          <w:bCs/>
-          <w:lang w:val="es-CO"/>
-        </w:rPr>
-        <w:t>:</w:t>
-      </w:r>
-      <w:r>
-        <w:rPr>
-          <w:lang w:val="es-CO"/>
-        </w:rPr>
-        <w:t xml:space="preserve"> </w:t>
-      </w:r>
-      <w:r>
-        <w:rPr>
-          <w:lang w:val="es-CO"/>
-        </w:rPr>
-        <w:t xml:space="preserve">Constituye el núcleo del patrón al instanciar un nuevo </w:t>
+        <w:t>):</w:t>
+      </w:r>
+      <w:r>
+        <w:rPr>
+          <w:lang w:val="es-CO"/>
+        </w:rPr>
+        <w:t xml:space="preserve"> Constituye el núcleo del patrón al instanciar un nuevo </w:t>
       </w:r>
       <w:proofErr w:type="spellStart"/>
       <w:r>
@@ -28040,27 +28015,13 @@
           <w:bCs/>
           <w:lang w:val="es-CO"/>
         </w:rPr>
-        <w:t>)</w:t>
-      </w:r>
-      <w:r>
-        <w:rPr>
-          <w:b/>
-          <w:bCs/>
-          <w:lang w:val="es-CO"/>
-        </w:rPr>
-        <w:t>:</w:t>
-      </w:r>
-      <w:r>
-        <w:rPr>
-          <w:lang w:val="es-CO"/>
-        </w:rPr>
-        <w:t xml:space="preserve"> </w:t>
-      </w:r>
-      <w:r>
-        <w:rPr>
-          <w:lang w:val="es-CO"/>
-        </w:rPr>
-        <w:t>Localiza en la colección la plantilla base correspondiente a la categoría solicitada (</w:t>
+        <w:t>):</w:t>
+      </w:r>
+      <w:r>
+        <w:rPr>
+          <w:lang w:val="es-CO"/>
+        </w:rPr>
+        <w:t xml:space="preserve"> Localiza en la colección la plantilla base correspondiente a la categoría solicitada (</w:t>
       </w:r>
       <w:proofErr w:type="spellStart"/>
       <w:r>
@@ -28332,6 +28293,8 @@
         <w:spacing w:line="480" w:lineRule="auto"/>
         <w:ind w:left="0" w:firstLine="720"/>
         <w:rPr>
+          <w:b/>
+          <w:bCs/>
           <w:lang w:val="es-CO"/>
         </w:rPr>
       </w:pPr>
@@ -28351,6 +28314,7 @@
       </w:r>
       <w:r>
         <w:rPr>
+          <w:noProof/>
           <w:lang w:val="es-CO"/>
         </w:rPr>
         <w:drawing>
@@ -28390,9 +28354,2146 @@
         </w:drawing>
       </w:r>
     </w:p>
+    <w:p>
+      <w:pPr>
+        <w:spacing w:line="480" w:lineRule="auto"/>
+        <w:ind w:firstLine="720"/>
+        <w:rPr>
+          <w:b/>
+          <w:bCs/>
+          <w:lang w:val="es-CO"/>
+        </w:rPr>
+      </w:pPr>
+      <w:r>
+        <w:rPr>
+          <w:b/>
+          <w:bCs/>
+          <w:lang w:val="es-CO"/>
+        </w:rPr>
+        <w:t>Modo y requisitos de instalación.</w:t>
+      </w:r>
+    </w:p>
+    <w:p>
+      <w:pPr>
+        <w:spacing w:line="480" w:lineRule="auto"/>
+        <w:ind w:firstLine="720"/>
+        <w:rPr>
+          <w:b/>
+          <w:bCs/>
+          <w:lang w:val="es-CO"/>
+        </w:rPr>
+      </w:pPr>
+      <w:r>
+        <w:rPr>
+          <w:b/>
+          <w:bCs/>
+          <w:lang w:val="es-CO"/>
+        </w:rPr>
+        <w:t>CLONAR EL PROYECTO</w:t>
+      </w:r>
+    </w:p>
+    <w:p>
+      <w:pPr>
+        <w:spacing w:line="480" w:lineRule="auto"/>
+        <w:ind w:firstLine="720"/>
+        <w:rPr>
+          <w:lang w:val="es-CO"/>
+        </w:rPr>
+      </w:pPr>
+      <w:r>
+        <w:rPr>
+          <w:lang w:val="es-CO"/>
+        </w:rPr>
+        <w:t>Abrir una terminal y ejecutar:</w:t>
+      </w:r>
+    </w:p>
+    <w:p>
+      <w:pPr>
+        <w:spacing w:line="480" w:lineRule="auto"/>
+        <w:ind w:firstLine="720"/>
+        <w:rPr>
+          <w:lang w:val="es-CO"/>
+        </w:rPr>
+      </w:pPr>
+      <w:proofErr w:type="spellStart"/>
+      <w:r>
+        <w:rPr>
+          <w:lang w:val="es-CO"/>
+        </w:rPr>
+        <w:t>git</w:t>
+      </w:r>
+      <w:proofErr w:type="spellEnd"/>
+      <w:r>
+        <w:rPr>
+          <w:lang w:val="es-CO"/>
+        </w:rPr>
+        <w:t xml:space="preserve"> clone -b Codigo_Parcial1 https://github.com/DavidA-go/Proyecto-Plataforma-de-Streaming-de-Video-.git</w:t>
+      </w:r>
+    </w:p>
+    <w:p>
+      <w:pPr>
+        <w:spacing w:line="480" w:lineRule="auto"/>
+        <w:ind w:firstLine="720"/>
+        <w:rPr>
+          <w:lang w:val="es-CO"/>
+        </w:rPr>
+      </w:pPr>
+      <w:r>
+        <w:rPr>
+          <w:lang w:val="es-CO"/>
+        </w:rPr>
+        <w:lastRenderedPageBreak/>
+        <w:t>Luego ingresar a la carpeta del proyecto:</w:t>
+      </w:r>
+    </w:p>
+    <w:p>
+      <w:pPr>
+        <w:spacing w:line="480" w:lineRule="auto"/>
+        <w:ind w:firstLine="720"/>
+        <w:rPr>
+          <w:lang w:val="es-CO"/>
+        </w:rPr>
+      </w:pPr>
+      <w:r>
+        <w:rPr>
+          <w:lang w:val="es-CO"/>
+        </w:rPr>
+        <w:t>cd Proyecto-Plataforma-de-</w:t>
+      </w:r>
+      <w:proofErr w:type="spellStart"/>
+      <w:r>
+        <w:rPr>
+          <w:lang w:val="es-CO"/>
+        </w:rPr>
+        <w:t>Streaming</w:t>
+      </w:r>
+      <w:proofErr w:type="spellEnd"/>
+      <w:r>
+        <w:rPr>
+          <w:lang w:val="es-CO"/>
+        </w:rPr>
+        <w:t>-de-Video-</w:t>
+      </w:r>
+    </w:p>
+    <w:p>
+      <w:pPr>
+        <w:spacing w:line="480" w:lineRule="auto"/>
+        <w:ind w:firstLine="720"/>
+        <w:rPr>
+          <w:lang w:val="es-CO"/>
+        </w:rPr>
+      </w:pPr>
+      <w:r>
+        <w:rPr>
+          <w:lang w:val="es-CO"/>
+        </w:rPr>
+        <w:t>Para verificar que se encuentra en la rama correcta, ejecutar:</w:t>
+      </w:r>
+    </w:p>
+    <w:p>
+      <w:pPr>
+        <w:spacing w:line="480" w:lineRule="auto"/>
+        <w:ind w:firstLine="720"/>
+        <w:rPr>
+          <w:lang w:val="es-CO"/>
+        </w:rPr>
+      </w:pPr>
+      <w:proofErr w:type="spellStart"/>
+      <w:r>
+        <w:rPr>
+          <w:lang w:val="es-CO"/>
+        </w:rPr>
+        <w:t>git</w:t>
+      </w:r>
+      <w:proofErr w:type="spellEnd"/>
+      <w:r>
+        <w:rPr>
+          <w:lang w:val="es-CO"/>
+        </w:rPr>
+        <w:t xml:space="preserve"> </w:t>
+      </w:r>
+      <w:proofErr w:type="spellStart"/>
+      <w:r>
+        <w:rPr>
+          <w:lang w:val="es-CO"/>
+        </w:rPr>
+        <w:t>branch</w:t>
+      </w:r>
+      <w:proofErr w:type="spellEnd"/>
+      <w:r>
+        <w:rPr>
+          <w:lang w:val="es-CO"/>
+        </w:rPr>
+        <w:t xml:space="preserve"> --show-</w:t>
+      </w:r>
+      <w:proofErr w:type="spellStart"/>
+      <w:r>
+        <w:rPr>
+          <w:lang w:val="es-CO"/>
+        </w:rPr>
+        <w:t>current</w:t>
+      </w:r>
+      <w:proofErr w:type="spellEnd"/>
+    </w:p>
+    <w:p>
+      <w:pPr>
+        <w:spacing w:line="480" w:lineRule="auto"/>
+        <w:ind w:firstLine="720"/>
+        <w:rPr>
+          <w:lang w:val="es-CO"/>
+        </w:rPr>
+      </w:pPr>
+      <w:r>
+        <w:rPr>
+          <w:lang w:val="es-CO"/>
+        </w:rPr>
+        <w:t>El resultado debe mostrar:</w:t>
+      </w:r>
+      <w:r>
+        <w:rPr>
+          <w:lang w:val="es-CO"/>
+        </w:rPr>
+        <w:t xml:space="preserve"> </w:t>
+      </w:r>
+      <w:r>
+        <w:rPr>
+          <w:lang w:val="es-CO"/>
+        </w:rPr>
+        <w:t>Codigo_Parcial1</w:t>
+      </w:r>
+    </w:p>
+    <w:p>
+      <w:pPr>
+        <w:spacing w:line="480" w:lineRule="auto"/>
+        <w:rPr>
+          <w:b/>
+          <w:bCs/>
+          <w:lang w:val="es-CO"/>
+        </w:rPr>
+      </w:pPr>
+      <w:r>
+        <w:rPr>
+          <w:b/>
+          <w:bCs/>
+          <w:lang w:val="es-CO"/>
+        </w:rPr>
+        <w:t>REQUISITOS PREVIOS</w:t>
+      </w:r>
+    </w:p>
+    <w:p>
+      <w:pPr>
+        <w:spacing w:line="480" w:lineRule="auto"/>
+        <w:ind w:firstLine="720"/>
+        <w:rPr>
+          <w:lang w:val="es-CO"/>
+        </w:rPr>
+      </w:pPr>
+      <w:r>
+        <w:rPr>
+          <w:lang w:val="es-CO"/>
+        </w:rPr>
+        <w:t>Antes de</w:t>
+      </w:r>
+      <w:r>
+        <w:rPr>
+          <w:lang w:val="es-CO"/>
+        </w:rPr>
+        <w:t xml:space="preserve"> e</w:t>
+      </w:r>
+      <w:r>
+        <w:rPr>
+          <w:lang w:val="es-CO"/>
+        </w:rPr>
+        <w:t>jecutar el proyecto, es necesario tener instalados los siguientes programas:</w:t>
+      </w:r>
+    </w:p>
+    <w:p>
+      <w:pPr>
+        <w:pStyle w:val="Prrafodelista"/>
+        <w:numPr>
+          <w:ilvl w:val="0"/>
+          <w:numId w:val="29"/>
+        </w:numPr>
+        <w:spacing w:line="480" w:lineRule="auto"/>
+        <w:rPr>
+          <w:lang w:val="es-CO"/>
+        </w:rPr>
+      </w:pPr>
+      <w:r>
+        <w:rPr>
+          <w:lang w:val="es-CO"/>
+        </w:rPr>
+        <w:t xml:space="preserve">Node.js y </w:t>
+      </w:r>
+      <w:proofErr w:type="spellStart"/>
+      <w:r>
+        <w:rPr>
+          <w:lang w:val="es-CO"/>
+        </w:rPr>
+        <w:t>npm</w:t>
+      </w:r>
+      <w:proofErr w:type="spellEnd"/>
+    </w:p>
+    <w:p>
+      <w:pPr>
+        <w:pStyle w:val="Prrafodelista"/>
+        <w:numPr>
+          <w:ilvl w:val="0"/>
+          <w:numId w:val="29"/>
+        </w:numPr>
+        <w:spacing w:line="480" w:lineRule="auto"/>
+        <w:rPr>
+          <w:lang w:val="es-CO"/>
+        </w:rPr>
+      </w:pPr>
+      <w:r>
+        <w:rPr>
+          <w:lang w:val="es-CO"/>
+        </w:rPr>
+        <w:t>PostgreSQL</w:t>
+      </w:r>
+    </w:p>
+    <w:p>
+      <w:pPr>
+        <w:pStyle w:val="Prrafodelista"/>
+        <w:numPr>
+          <w:ilvl w:val="0"/>
+          <w:numId w:val="29"/>
+        </w:numPr>
+        <w:spacing w:line="480" w:lineRule="auto"/>
+        <w:rPr>
+          <w:lang w:val="es-CO"/>
+        </w:rPr>
+      </w:pPr>
+      <w:proofErr w:type="spellStart"/>
+      <w:r>
+        <w:rPr>
+          <w:lang w:val="es-CO"/>
+        </w:rPr>
+        <w:t>pgAdmin</w:t>
+      </w:r>
+      <w:proofErr w:type="spellEnd"/>
+      <w:r>
+        <w:rPr>
+          <w:lang w:val="es-CO"/>
+        </w:rPr>
+        <w:t>.</w:t>
+      </w:r>
+    </w:p>
+    <w:p>
+      <w:pPr>
+        <w:pStyle w:val="Prrafodelista"/>
+        <w:numPr>
+          <w:ilvl w:val="0"/>
+          <w:numId w:val="29"/>
+        </w:numPr>
+        <w:spacing w:line="480" w:lineRule="auto"/>
+        <w:rPr>
+          <w:lang w:val="es-CO"/>
+        </w:rPr>
+      </w:pPr>
+      <w:r>
+        <w:t>Git</w:t>
+      </w:r>
+    </w:p>
+    <w:p>
+      <w:pPr>
+        <w:spacing w:line="480" w:lineRule="auto"/>
+        <w:ind w:firstLine="720"/>
+        <w:rPr>
+          <w:lang w:val="es-CO"/>
+        </w:rPr>
+      </w:pPr>
+      <w:r>
+        <w:rPr>
+          <w:lang w:val="es-CO"/>
+        </w:rPr>
+        <w:t>Para verificar que los programas están instalados correctamente, ejecutar los siguientes comandos:</w:t>
+      </w:r>
+    </w:p>
+    <w:p>
+      <w:pPr>
+        <w:pStyle w:val="Prrafodelista"/>
+        <w:numPr>
+          <w:ilvl w:val="0"/>
+          <w:numId w:val="32"/>
+        </w:numPr>
+        <w:spacing w:line="480" w:lineRule="auto"/>
+        <w:rPr>
+          <w:lang w:val="es-CO"/>
+        </w:rPr>
+      </w:pPr>
+      <w:proofErr w:type="spellStart"/>
+      <w:r>
+        <w:rPr>
+          <w:lang w:val="es-CO"/>
+        </w:rPr>
+        <w:t>node</w:t>
+      </w:r>
+      <w:proofErr w:type="spellEnd"/>
+      <w:r>
+        <w:rPr>
+          <w:lang w:val="es-CO"/>
+        </w:rPr>
+        <w:t xml:space="preserve"> --</w:t>
+      </w:r>
+      <w:proofErr w:type="spellStart"/>
+      <w:r>
+        <w:rPr>
+          <w:lang w:val="es-CO"/>
+        </w:rPr>
+        <w:t>version</w:t>
+      </w:r>
+      <w:proofErr w:type="spellEnd"/>
+    </w:p>
+    <w:p>
+      <w:pPr>
+        <w:pStyle w:val="Prrafodelista"/>
+        <w:numPr>
+          <w:ilvl w:val="0"/>
+          <w:numId w:val="32"/>
+        </w:numPr>
+        <w:spacing w:line="480" w:lineRule="auto"/>
+        <w:rPr>
+          <w:lang w:val="es-CO"/>
+        </w:rPr>
+      </w:pPr>
+      <w:proofErr w:type="spellStart"/>
+      <w:r>
+        <w:rPr>
+          <w:lang w:val="es-CO"/>
+        </w:rPr>
+        <w:t>npm</w:t>
+      </w:r>
+      <w:proofErr w:type="spellEnd"/>
+      <w:r>
+        <w:rPr>
+          <w:lang w:val="es-CO"/>
+        </w:rPr>
+        <w:t xml:space="preserve"> --</w:t>
+      </w:r>
+      <w:proofErr w:type="spellStart"/>
+      <w:r>
+        <w:rPr>
+          <w:lang w:val="es-CO"/>
+        </w:rPr>
+        <w:t>version</w:t>
+      </w:r>
+      <w:proofErr w:type="spellEnd"/>
+    </w:p>
+    <w:p>
+      <w:pPr>
+        <w:pStyle w:val="Prrafodelista"/>
+        <w:numPr>
+          <w:ilvl w:val="0"/>
+          <w:numId w:val="32"/>
+        </w:numPr>
+        <w:spacing w:line="480" w:lineRule="auto"/>
+        <w:rPr>
+          <w:lang w:val="es-CO"/>
+        </w:rPr>
+      </w:pPr>
+      <w:proofErr w:type="spellStart"/>
+      <w:r>
+        <w:rPr>
+          <w:lang w:val="es-CO"/>
+        </w:rPr>
+        <w:t>psql</w:t>
+      </w:r>
+      <w:proofErr w:type="spellEnd"/>
+      <w:r>
+        <w:rPr>
+          <w:lang w:val="es-CO"/>
+        </w:rPr>
+        <w:t xml:space="preserve"> </w:t>
+      </w:r>
+      <w:r>
+        <w:rPr>
+          <w:lang w:val="es-CO"/>
+        </w:rPr>
+        <w:t>–</w:t>
+      </w:r>
+      <w:proofErr w:type="spellStart"/>
+      <w:r>
+        <w:rPr>
+          <w:lang w:val="es-CO"/>
+        </w:rPr>
+        <w:t>version</w:t>
+      </w:r>
+      <w:proofErr w:type="spellEnd"/>
+    </w:p>
+    <w:p>
+      <w:pPr>
+        <w:pStyle w:val="Prrafodelista"/>
+        <w:numPr>
+          <w:ilvl w:val="0"/>
+          <w:numId w:val="32"/>
+        </w:numPr>
+        <w:spacing w:line="480" w:lineRule="auto"/>
+        <w:rPr>
+          <w:lang w:val="es-CO"/>
+        </w:rPr>
+      </w:pPr>
+      <w:proofErr w:type="spellStart"/>
+      <w:r>
+        <w:rPr>
+          <w:lang w:val="es-CO"/>
+        </w:rPr>
+        <w:t>git</w:t>
+      </w:r>
+      <w:proofErr w:type="spellEnd"/>
+      <w:r>
+        <w:rPr>
+          <w:lang w:val="es-CO"/>
+        </w:rPr>
+        <w:t xml:space="preserve"> --version</w:t>
+      </w:r>
+    </w:p>
+    <w:p>
+      <w:pPr>
+        <w:spacing w:line="480" w:lineRule="auto"/>
+        <w:ind w:firstLine="720"/>
+        <w:rPr>
+          <w:lang w:val="es-CO"/>
+        </w:rPr>
+      </w:pPr>
+      <w:r>
+        <w:rPr>
+          <w:lang w:val="es-CO"/>
+        </w:rPr>
+        <w:t>Si cada comando muestra un número de versión, significa que las herramientas están correctamente instaladas.</w:t>
+      </w:r>
+    </w:p>
+    <w:p>
+      <w:pPr>
+        <w:spacing w:line="480" w:lineRule="auto"/>
+        <w:ind w:firstLine="720"/>
+        <w:rPr>
+          <w:b/>
+          <w:bCs/>
+          <w:lang w:val="es-CO"/>
+        </w:rPr>
+      </w:pPr>
+      <w:r>
+        <w:rPr>
+          <w:b/>
+          <w:bCs/>
+          <w:lang w:val="es-CO"/>
+        </w:rPr>
+        <w:t>CREAR LA BASE DE DATOS EN POSTGRESQL</w:t>
+      </w:r>
+    </w:p>
+    <w:p>
+      <w:pPr>
+        <w:spacing w:line="480" w:lineRule="auto"/>
+        <w:ind w:firstLine="720"/>
+        <w:rPr>
+          <w:lang w:val="es-CO"/>
+        </w:rPr>
+      </w:pPr>
+      <w:r>
+        <w:rPr>
+          <w:lang w:val="es-CO"/>
+        </w:rPr>
+        <w:t>Con PostgreSQL instalado y ejecutándose, se debe crear una base de datos llamada:</w:t>
+      </w:r>
+    </w:p>
+    <w:p>
+      <w:pPr>
+        <w:spacing w:line="480" w:lineRule="auto"/>
+        <w:ind w:firstLine="720"/>
+        <w:rPr>
+          <w:lang w:val="es-CO"/>
+        </w:rPr>
+      </w:pPr>
+      <w:proofErr w:type="spellStart"/>
+      <w:r>
+        <w:rPr>
+          <w:lang w:val="es-CO"/>
+        </w:rPr>
+        <w:lastRenderedPageBreak/>
+        <w:t>login_solid</w:t>
+      </w:r>
+      <w:proofErr w:type="spellEnd"/>
+    </w:p>
+    <w:p>
+      <w:pPr>
+        <w:spacing w:line="480" w:lineRule="auto"/>
+        <w:ind w:firstLine="720"/>
+        <w:rPr>
+          <w:lang w:val="es-CO"/>
+        </w:rPr>
+      </w:pPr>
+      <w:r>
+        <w:rPr>
+          <w:b/>
+          <w:bCs/>
+          <w:lang w:val="es-CO"/>
+        </w:rPr>
+        <w:t>Opción A:</w:t>
+      </w:r>
+      <w:r>
+        <w:rPr>
+          <w:lang w:val="es-CO"/>
+        </w:rPr>
+        <w:t xml:space="preserve"> Utilizando </w:t>
+      </w:r>
+      <w:proofErr w:type="spellStart"/>
+      <w:r>
+        <w:rPr>
+          <w:lang w:val="es-CO"/>
+        </w:rPr>
+        <w:t>pgAdmin</w:t>
+      </w:r>
+      <w:proofErr w:type="spellEnd"/>
+    </w:p>
+    <w:p>
+      <w:pPr>
+        <w:pStyle w:val="Prrafodelista"/>
+        <w:numPr>
+          <w:ilvl w:val="0"/>
+          <w:numId w:val="33"/>
+        </w:numPr>
+        <w:spacing w:line="480" w:lineRule="auto"/>
+        <w:ind w:firstLine="720"/>
+        <w:rPr>
+          <w:lang w:val="es-CO"/>
+        </w:rPr>
+      </w:pPr>
+      <w:r>
+        <w:rPr>
+          <w:lang w:val="es-CO"/>
+        </w:rPr>
+        <w:t xml:space="preserve">Abrir </w:t>
+      </w:r>
+      <w:proofErr w:type="spellStart"/>
+      <w:r>
+        <w:rPr>
+          <w:lang w:val="es-CO"/>
+        </w:rPr>
+        <w:t>pgAdmin</w:t>
+      </w:r>
+      <w:proofErr w:type="spellEnd"/>
+      <w:r>
+        <w:rPr>
+          <w:lang w:val="es-CO"/>
+        </w:rPr>
+        <w:t>.</w:t>
+      </w:r>
+    </w:p>
+    <w:p>
+      <w:pPr>
+        <w:pStyle w:val="Prrafodelista"/>
+        <w:numPr>
+          <w:ilvl w:val="0"/>
+          <w:numId w:val="33"/>
+        </w:numPr>
+        <w:spacing w:line="480" w:lineRule="auto"/>
+        <w:ind w:firstLine="720"/>
+        <w:rPr>
+          <w:lang w:val="es-CO"/>
+        </w:rPr>
+      </w:pPr>
+      <w:r>
+        <w:rPr>
+          <w:lang w:val="es-CO"/>
+        </w:rPr>
+        <w:t>Ingresar al servidor de PostgreSQL.</w:t>
+      </w:r>
+    </w:p>
+    <w:p>
+      <w:pPr>
+        <w:pStyle w:val="Prrafodelista"/>
+        <w:numPr>
+          <w:ilvl w:val="0"/>
+          <w:numId w:val="33"/>
+        </w:numPr>
+        <w:spacing w:line="480" w:lineRule="auto"/>
+        <w:ind w:firstLine="720"/>
+        <w:rPr>
+          <w:lang w:val="es-CO"/>
+        </w:rPr>
+      </w:pPr>
+      <w:r>
+        <w:rPr>
+          <w:lang w:val="es-CO"/>
+        </w:rPr>
+        <w:t xml:space="preserve">Dirigirse a la sección </w:t>
+      </w:r>
+      <w:proofErr w:type="spellStart"/>
+      <w:r>
+        <w:rPr>
+          <w:lang w:val="es-CO"/>
+        </w:rPr>
+        <w:t>Databases</w:t>
+      </w:r>
+      <w:proofErr w:type="spellEnd"/>
+      <w:r>
+        <w:rPr>
+          <w:lang w:val="es-CO"/>
+        </w:rPr>
+        <w:t>.</w:t>
+      </w:r>
+    </w:p>
+    <w:p>
+      <w:pPr>
+        <w:pStyle w:val="Prrafodelista"/>
+        <w:numPr>
+          <w:ilvl w:val="0"/>
+          <w:numId w:val="33"/>
+        </w:numPr>
+        <w:spacing w:line="480" w:lineRule="auto"/>
+        <w:ind w:firstLine="720"/>
+        <w:rPr>
+          <w:lang w:val="es-CO"/>
+        </w:rPr>
+      </w:pPr>
+      <w:r>
+        <w:rPr>
+          <w:lang w:val="es-CO"/>
+        </w:rPr>
+        <w:t xml:space="preserve">Hacer clic derecho sobre </w:t>
+      </w:r>
+      <w:proofErr w:type="spellStart"/>
+      <w:r>
+        <w:rPr>
+          <w:lang w:val="es-CO"/>
+        </w:rPr>
+        <w:t>Databases</w:t>
+      </w:r>
+      <w:proofErr w:type="spellEnd"/>
+      <w:r>
+        <w:rPr>
+          <w:lang w:val="es-CO"/>
+        </w:rPr>
+        <w:t>.</w:t>
+      </w:r>
+    </w:p>
+    <w:p>
+      <w:pPr>
+        <w:pStyle w:val="Prrafodelista"/>
+        <w:numPr>
+          <w:ilvl w:val="0"/>
+          <w:numId w:val="33"/>
+        </w:numPr>
+        <w:spacing w:line="480" w:lineRule="auto"/>
+        <w:ind w:firstLine="720"/>
+        <w:rPr>
+          <w:rFonts w:hint="eastAsia"/>
+          <w:lang w:val="es-CO"/>
+        </w:rPr>
+      </w:pPr>
+      <w:r>
+        <w:rPr>
+          <w:rFonts w:hint="eastAsia"/>
+          <w:lang w:val="es-CO"/>
+        </w:rPr>
+        <w:t xml:space="preserve">Seleccionar </w:t>
+      </w:r>
+      <w:proofErr w:type="spellStart"/>
+      <w:r>
+        <w:rPr>
+          <w:rFonts w:hint="eastAsia"/>
+          <w:lang w:val="es-CO"/>
+        </w:rPr>
+        <w:t>Create</w:t>
+      </w:r>
+      <w:proofErr w:type="spellEnd"/>
+      <w:r>
+        <w:rPr>
+          <w:rFonts w:hint="eastAsia"/>
+          <w:lang w:val="es-CO"/>
+        </w:rPr>
+        <w:t xml:space="preserve"> </w:t>
+      </w:r>
+      <w:r>
+        <w:rPr>
+          <w:rFonts w:hint="eastAsia"/>
+          <w:lang w:val="es-CO"/>
+        </w:rPr>
+        <w:t>→</w:t>
+      </w:r>
+      <w:r>
+        <w:rPr>
+          <w:rFonts w:hint="eastAsia"/>
+          <w:lang w:val="es-CO"/>
+        </w:rPr>
+        <w:t xml:space="preserve"> </w:t>
+      </w:r>
+      <w:proofErr w:type="spellStart"/>
+      <w:r>
+        <w:rPr>
+          <w:rFonts w:hint="eastAsia"/>
+          <w:lang w:val="es-CO"/>
+        </w:rPr>
+        <w:t>Database</w:t>
+      </w:r>
+      <w:proofErr w:type="spellEnd"/>
+      <w:r>
+        <w:rPr>
+          <w:rFonts w:hint="eastAsia"/>
+          <w:lang w:val="es-CO"/>
+        </w:rPr>
+        <w:t>.</w:t>
+      </w:r>
+    </w:p>
+    <w:p>
+      <w:pPr>
+        <w:pStyle w:val="Prrafodelista"/>
+        <w:numPr>
+          <w:ilvl w:val="0"/>
+          <w:numId w:val="33"/>
+        </w:numPr>
+        <w:spacing w:line="480" w:lineRule="auto"/>
+        <w:ind w:firstLine="720"/>
+        <w:rPr>
+          <w:lang w:val="es-CO"/>
+        </w:rPr>
+      </w:pPr>
+      <w:r>
+        <w:rPr>
+          <w:lang w:val="es-CO"/>
+        </w:rPr>
+        <w:t xml:space="preserve">En el campo </w:t>
+      </w:r>
+      <w:proofErr w:type="spellStart"/>
+      <w:r>
+        <w:rPr>
+          <w:lang w:val="es-CO"/>
+        </w:rPr>
+        <w:t>Database</w:t>
+      </w:r>
+      <w:proofErr w:type="spellEnd"/>
+      <w:r>
+        <w:rPr>
+          <w:lang w:val="es-CO"/>
+        </w:rPr>
+        <w:t>, escribir:</w:t>
+      </w:r>
+      <w:r>
+        <w:rPr>
+          <w:lang w:val="es-CO"/>
+        </w:rPr>
+        <w:t xml:space="preserve"> </w:t>
+      </w:r>
+      <w:proofErr w:type="spellStart"/>
+      <w:r>
+        <w:rPr>
+          <w:lang w:val="es-CO"/>
+        </w:rPr>
+        <w:t>login_solid</w:t>
+      </w:r>
+      <w:proofErr w:type="spellEnd"/>
+    </w:p>
+    <w:p>
+      <w:pPr>
+        <w:pStyle w:val="Prrafodelista"/>
+        <w:numPr>
+          <w:ilvl w:val="0"/>
+          <w:numId w:val="33"/>
+        </w:numPr>
+        <w:spacing w:line="480" w:lineRule="auto"/>
+        <w:ind w:firstLine="720"/>
+        <w:rPr>
+          <w:lang w:val="es-CO"/>
+        </w:rPr>
+      </w:pPr>
+      <w:r>
+        <w:rPr>
+          <w:lang w:val="es-CO"/>
+        </w:rPr>
+        <w:t xml:space="preserve">Presionar </w:t>
+      </w:r>
+      <w:proofErr w:type="spellStart"/>
+      <w:r>
+        <w:rPr>
+          <w:lang w:val="es-CO"/>
+        </w:rPr>
+        <w:t>Save</w:t>
+      </w:r>
+      <w:proofErr w:type="spellEnd"/>
+      <w:r>
+        <w:rPr>
+          <w:lang w:val="es-CO"/>
+        </w:rPr>
+        <w:t>.</w:t>
+      </w:r>
+    </w:p>
+    <w:p>
+      <w:pPr>
+        <w:spacing w:line="480" w:lineRule="auto"/>
+        <w:ind w:firstLine="720"/>
+        <w:rPr>
+          <w:lang w:val="es-CO"/>
+        </w:rPr>
+      </w:pPr>
+      <w:r>
+        <w:rPr>
+          <w:b/>
+          <w:bCs/>
+          <w:lang w:val="es-CO"/>
+        </w:rPr>
+        <w:t>Opción B:</w:t>
+      </w:r>
+      <w:r>
+        <w:rPr>
+          <w:lang w:val="es-CO"/>
+        </w:rPr>
+        <w:t xml:space="preserve"> Utilizando SQL</w:t>
+      </w:r>
+    </w:p>
+    <w:p>
+      <w:pPr>
+        <w:spacing w:line="480" w:lineRule="auto"/>
+        <w:rPr>
+          <w:lang w:val="es-CO"/>
+        </w:rPr>
+      </w:pPr>
+      <w:r>
+        <w:rPr>
+          <w:lang w:val="es-CO"/>
+        </w:rPr>
+        <w:t>También se puede crear la base de datos mediante el siguiente comando:</w:t>
+      </w:r>
+    </w:p>
+    <w:p>
+      <w:pPr>
+        <w:spacing w:line="480" w:lineRule="auto"/>
+        <w:ind w:firstLine="720"/>
+        <w:rPr>
+          <w:lang w:val="es-CO"/>
+        </w:rPr>
+      </w:pPr>
+      <w:r>
+        <w:rPr>
+          <w:lang w:val="es-CO"/>
+        </w:rPr>
+        <w:t xml:space="preserve">CREATE DATABASE </w:t>
+      </w:r>
+      <w:proofErr w:type="spellStart"/>
+      <w:r>
+        <w:rPr>
+          <w:lang w:val="es-CO"/>
+        </w:rPr>
+        <w:t>login_solid</w:t>
+      </w:r>
+      <w:proofErr w:type="spellEnd"/>
+      <w:r>
+        <w:rPr>
+          <w:lang w:val="es-CO"/>
+        </w:rPr>
+        <w:t>;</w:t>
+      </w:r>
+    </w:p>
+    <w:p>
+      <w:pPr>
+        <w:spacing w:line="480" w:lineRule="auto"/>
+        <w:ind w:firstLine="720"/>
+        <w:rPr>
+          <w:lang w:val="es-CO"/>
+        </w:rPr>
+      </w:pPr>
+      <w:r>
+        <w:rPr>
+          <w:lang w:val="es-CO"/>
+        </w:rPr>
+        <w:t>Después de crear la base de datos, se deben ejecutar los scripts SQL que se encuentran dentro de la carpeta:</w:t>
+      </w:r>
+      <w:r>
+        <w:rPr>
+          <w:lang w:val="es-CO"/>
+        </w:rPr>
+        <w:t xml:space="preserve"> </w:t>
+      </w:r>
+      <w:proofErr w:type="spellStart"/>
+      <w:r>
+        <w:rPr>
+          <w:lang w:val="es-CO"/>
+        </w:rPr>
+        <w:t>backend</w:t>
+      </w:r>
+      <w:proofErr w:type="spellEnd"/>
+      <w:r>
+        <w:rPr>
+          <w:lang w:val="es-CO"/>
+        </w:rPr>
+        <w:t>/</w:t>
+      </w:r>
+      <w:proofErr w:type="spellStart"/>
+      <w:r>
+        <w:rPr>
+          <w:lang w:val="es-CO"/>
+        </w:rPr>
+        <w:t>db</w:t>
+      </w:r>
+      <w:proofErr w:type="spellEnd"/>
+      <w:r>
+        <w:rPr>
+          <w:lang w:val="es-CO"/>
+        </w:rPr>
+        <w:t>/</w:t>
+      </w:r>
+    </w:p>
+    <w:p>
+      <w:pPr>
+        <w:spacing w:line="480" w:lineRule="auto"/>
+        <w:ind w:firstLine="720"/>
+        <w:rPr>
+          <w:lang w:val="es-CO"/>
+        </w:rPr>
+      </w:pPr>
+      <w:r>
+        <w:rPr>
+          <w:lang w:val="es-CO"/>
+        </w:rPr>
+        <w:t xml:space="preserve">Por ejemplo, para ejecutar el archivo </w:t>
+      </w:r>
+      <w:proofErr w:type="spellStart"/>
+      <w:r>
+        <w:rPr>
+          <w:lang w:val="es-CO"/>
+        </w:rPr>
+        <w:t>migration_add_plan.sql</w:t>
+      </w:r>
+      <w:proofErr w:type="spellEnd"/>
+      <w:r>
+        <w:rPr>
+          <w:lang w:val="es-CO"/>
+        </w:rPr>
+        <w:t xml:space="preserve"> mediante </w:t>
+      </w:r>
+      <w:proofErr w:type="spellStart"/>
+      <w:r>
+        <w:rPr>
+          <w:lang w:val="es-CO"/>
+        </w:rPr>
+        <w:t>psql</w:t>
+      </w:r>
+      <w:proofErr w:type="spellEnd"/>
+      <w:r>
+        <w:rPr>
+          <w:lang w:val="es-CO"/>
+        </w:rPr>
+        <w:t>, utilizar:</w:t>
+      </w:r>
+    </w:p>
+    <w:p>
+      <w:pPr>
+        <w:spacing w:line="480" w:lineRule="auto"/>
+        <w:ind w:firstLine="720"/>
+        <w:rPr>
+          <w:lang w:val="es-CO"/>
+        </w:rPr>
+      </w:pPr>
+      <w:proofErr w:type="spellStart"/>
+      <w:r>
+        <w:rPr>
+          <w:lang w:val="es-CO"/>
+        </w:rPr>
+        <w:t>psql</w:t>
+      </w:r>
+      <w:proofErr w:type="spellEnd"/>
+      <w:r>
+        <w:rPr>
+          <w:lang w:val="es-CO"/>
+        </w:rPr>
+        <w:t xml:space="preserve"> -U </w:t>
+      </w:r>
+      <w:proofErr w:type="spellStart"/>
+      <w:r>
+        <w:rPr>
+          <w:lang w:val="es-CO"/>
+        </w:rPr>
+        <w:t>postgres</w:t>
+      </w:r>
+      <w:proofErr w:type="spellEnd"/>
+      <w:r>
+        <w:rPr>
+          <w:lang w:val="es-CO"/>
+        </w:rPr>
+        <w:t xml:space="preserve"> -d </w:t>
+      </w:r>
+      <w:proofErr w:type="spellStart"/>
+      <w:r>
+        <w:rPr>
+          <w:lang w:val="es-CO"/>
+        </w:rPr>
+        <w:t>login_solid</w:t>
+      </w:r>
+      <w:proofErr w:type="spellEnd"/>
+      <w:r>
+        <w:rPr>
+          <w:lang w:val="es-CO"/>
+        </w:rPr>
+        <w:t xml:space="preserve"> -f </w:t>
+      </w:r>
+      <w:proofErr w:type="spellStart"/>
+      <w:r>
+        <w:rPr>
+          <w:lang w:val="es-CO"/>
+        </w:rPr>
+        <w:t>backend</w:t>
+      </w:r>
+      <w:proofErr w:type="spellEnd"/>
+      <w:r>
+        <w:rPr>
+          <w:lang w:val="es-CO"/>
+        </w:rPr>
+        <w:t>/</w:t>
+      </w:r>
+      <w:proofErr w:type="spellStart"/>
+      <w:r>
+        <w:rPr>
+          <w:lang w:val="es-CO"/>
+        </w:rPr>
+        <w:t>db</w:t>
+      </w:r>
+      <w:proofErr w:type="spellEnd"/>
+      <w:r>
+        <w:rPr>
+          <w:lang w:val="es-CO"/>
+        </w:rPr>
+        <w:t>/</w:t>
+      </w:r>
+      <w:proofErr w:type="spellStart"/>
+      <w:r>
+        <w:rPr>
+          <w:lang w:val="es-CO"/>
+        </w:rPr>
+        <w:t>migration_add_plan.sql</w:t>
+      </w:r>
+      <w:proofErr w:type="spellEnd"/>
+    </w:p>
+    <w:p>
+      <w:pPr>
+        <w:spacing w:line="480" w:lineRule="auto"/>
+        <w:ind w:firstLine="720"/>
+        <w:rPr>
+          <w:lang w:val="es-CO"/>
+        </w:rPr>
+      </w:pPr>
+      <w:r>
+        <w:rPr>
+          <w:lang w:val="es-CO"/>
+        </w:rPr>
+        <w:t xml:space="preserve">También es posible ejecutar estos scripts desde el </w:t>
+      </w:r>
+      <w:proofErr w:type="spellStart"/>
+      <w:r>
+        <w:rPr>
+          <w:lang w:val="es-CO"/>
+        </w:rPr>
+        <w:t>Query</w:t>
+      </w:r>
+      <w:proofErr w:type="spellEnd"/>
+      <w:r>
+        <w:rPr>
+          <w:lang w:val="es-CO"/>
+        </w:rPr>
+        <w:t xml:space="preserve"> Tool de </w:t>
+      </w:r>
+      <w:proofErr w:type="spellStart"/>
+      <w:r>
+        <w:rPr>
+          <w:lang w:val="es-CO"/>
+        </w:rPr>
+        <w:t>pgAdmin</w:t>
+      </w:r>
+      <w:proofErr w:type="spellEnd"/>
+      <w:r>
+        <w:rPr>
+          <w:lang w:val="es-CO"/>
+        </w:rPr>
+        <w:t>.</w:t>
+      </w:r>
+    </w:p>
+    <w:p>
+      <w:pPr>
+        <w:spacing w:line="480" w:lineRule="auto"/>
+        <w:ind w:firstLine="720"/>
+        <w:rPr>
+          <w:b/>
+          <w:bCs/>
+          <w:lang w:val="es-CO"/>
+        </w:rPr>
+      </w:pPr>
+      <w:r>
+        <w:rPr>
+          <w:b/>
+          <w:bCs/>
+          <w:lang w:val="es-CO"/>
+        </w:rPr>
+        <w:t xml:space="preserve">CREAR EL </w:t>
+      </w:r>
+      <w:proofErr w:type="gramStart"/>
+      <w:r>
+        <w:rPr>
+          <w:b/>
+          <w:bCs/>
+          <w:lang w:val="es-CO"/>
+        </w:rPr>
+        <w:t>ARCHIVO .ENV</w:t>
+      </w:r>
+      <w:proofErr w:type="gramEnd"/>
+      <w:r>
+        <w:rPr>
+          <w:b/>
+          <w:bCs/>
+          <w:lang w:val="es-CO"/>
+        </w:rPr>
+        <w:t xml:space="preserve"> DEL BACKEND</w:t>
+      </w:r>
+    </w:p>
+    <w:p>
+      <w:pPr>
+        <w:spacing w:line="480" w:lineRule="auto"/>
+        <w:ind w:firstLine="720"/>
+        <w:rPr>
+          <w:lang w:val="es-CO"/>
+        </w:rPr>
+      </w:pPr>
+      <w:r>
+        <w:rPr>
+          <w:lang w:val="es-CO"/>
+        </w:rPr>
+        <w:t>Dentro de la carpeta del proyecto se encuentra la carpeta:</w:t>
+      </w:r>
+    </w:p>
+    <w:p>
+      <w:pPr>
+        <w:spacing w:line="480" w:lineRule="auto"/>
+        <w:ind w:firstLine="720"/>
+        <w:rPr>
+          <w:lang w:val="es-CO"/>
+        </w:rPr>
+      </w:pPr>
+      <w:proofErr w:type="spellStart"/>
+      <w:r>
+        <w:rPr>
+          <w:lang w:val="es-CO"/>
+        </w:rPr>
+        <w:t>PlataformaStreaming</w:t>
+      </w:r>
+      <w:proofErr w:type="spellEnd"/>
+      <w:r>
+        <w:rPr>
+          <w:lang w:val="es-CO"/>
+        </w:rPr>
+        <w:t>/</w:t>
+      </w:r>
+      <w:proofErr w:type="spellStart"/>
+      <w:r>
+        <w:rPr>
+          <w:lang w:val="es-CO"/>
+        </w:rPr>
+        <w:t>backend</w:t>
+      </w:r>
+      <w:proofErr w:type="spellEnd"/>
+    </w:p>
+    <w:p>
+      <w:pPr>
+        <w:spacing w:line="480" w:lineRule="auto"/>
+        <w:ind w:firstLine="720"/>
+        <w:rPr>
+          <w:lang w:val="es-CO"/>
+        </w:rPr>
+      </w:pPr>
+      <w:r>
+        <w:rPr>
+          <w:lang w:val="es-CO"/>
+        </w:rPr>
+        <w:lastRenderedPageBreak/>
+        <w:t>En esta ubicación se debe crear manualmente un archivo llamado</w:t>
+      </w:r>
+      <w:proofErr w:type="gramStart"/>
+      <w:r>
+        <w:rPr>
+          <w:lang w:val="es-CO"/>
+        </w:rPr>
+        <w:t>:</w:t>
+      </w:r>
+      <w:r>
+        <w:rPr>
+          <w:lang w:val="es-CO"/>
+        </w:rPr>
+        <w:t xml:space="preserve"> </w:t>
+      </w:r>
+      <w:r>
+        <w:rPr>
+          <w:lang w:val="es-CO"/>
+        </w:rPr>
+        <w:t>.</w:t>
+      </w:r>
+      <w:proofErr w:type="spellStart"/>
+      <w:r>
+        <w:rPr>
+          <w:lang w:val="es-CO"/>
+        </w:rPr>
+        <w:t>env</w:t>
+      </w:r>
+      <w:proofErr w:type="spellEnd"/>
+      <w:proofErr w:type="gramEnd"/>
+    </w:p>
+    <w:p>
+      <w:pPr>
+        <w:spacing w:line="480" w:lineRule="auto"/>
+        <w:ind w:firstLine="720"/>
+        <w:rPr>
+          <w:lang w:val="es-CO"/>
+        </w:rPr>
+      </w:pPr>
+      <w:r>
+        <w:rPr>
+          <w:lang w:val="es-CO"/>
+        </w:rPr>
+        <w:t>La estructura de carpetas debe quedar de la siguiente manera:</w:t>
+      </w:r>
+    </w:p>
+    <w:p>
+      <w:pPr>
+        <w:spacing w:line="480" w:lineRule="auto"/>
+        <w:ind w:firstLine="720"/>
+        <w:rPr>
+          <w:lang w:val="es-CO"/>
+        </w:rPr>
+      </w:pPr>
+      <w:proofErr w:type="spellStart"/>
+      <w:r>
+        <w:rPr>
+          <w:lang w:val="es-CO"/>
+        </w:rPr>
+        <w:t>PlataformaStreaming</w:t>
+      </w:r>
+      <w:proofErr w:type="spellEnd"/>
+    </w:p>
+    <w:p>
+      <w:pPr>
+        <w:spacing w:line="480" w:lineRule="auto"/>
+        <w:ind w:firstLine="720"/>
+        <w:rPr>
+          <w:rFonts w:hint="eastAsia"/>
+          <w:lang w:val="es-CO"/>
+        </w:rPr>
+      </w:pPr>
+      <w:r>
+        <w:rPr>
+          <w:rFonts w:hint="eastAsia"/>
+          <w:lang w:val="es-CO"/>
+        </w:rPr>
+        <w:t>└──</w:t>
+      </w:r>
+      <w:r>
+        <w:rPr>
+          <w:rFonts w:hint="eastAsia"/>
+          <w:lang w:val="es-CO"/>
+        </w:rPr>
+        <w:t xml:space="preserve"> </w:t>
+      </w:r>
+      <w:proofErr w:type="spellStart"/>
+      <w:r>
+        <w:rPr>
+          <w:rFonts w:hint="eastAsia"/>
+          <w:lang w:val="es-CO"/>
+        </w:rPr>
+        <w:t>backend</w:t>
+      </w:r>
+      <w:proofErr w:type="spellEnd"/>
+    </w:p>
+    <w:p>
+      <w:pPr>
+        <w:spacing w:line="480" w:lineRule="auto"/>
+        <w:ind w:firstLine="720"/>
+        <w:rPr>
+          <w:lang w:val="es-CO"/>
+        </w:rPr>
+      </w:pPr>
+      <w:r>
+        <w:rPr>
+          <w:rFonts w:hint="eastAsia"/>
+          <w:lang w:val="es-CO"/>
+        </w:rPr>
+        <w:t>└─</w:t>
+      </w:r>
+      <w:proofErr w:type="gramStart"/>
+      <w:r>
+        <w:rPr>
+          <w:rFonts w:hint="eastAsia"/>
+          <w:lang w:val="es-CO"/>
+        </w:rPr>
+        <w:t>─</w:t>
+      </w:r>
+      <w:r>
+        <w:rPr>
+          <w:rFonts w:hint="eastAsia"/>
+          <w:lang w:val="es-CO"/>
+        </w:rPr>
+        <w:t xml:space="preserve"> .</w:t>
+      </w:r>
+      <w:proofErr w:type="spellStart"/>
+      <w:r>
+        <w:rPr>
+          <w:rFonts w:hint="eastAsia"/>
+          <w:lang w:val="es-CO"/>
+        </w:rPr>
+        <w:t>env</w:t>
+      </w:r>
+      <w:proofErr w:type="spellEnd"/>
+      <w:proofErr w:type="gramEnd"/>
+    </w:p>
+    <w:p>
+      <w:pPr>
+        <w:spacing w:line="480" w:lineRule="auto"/>
+        <w:ind w:firstLine="720"/>
+        <w:rPr>
+          <w:lang w:val="es-CO"/>
+        </w:rPr>
+      </w:pPr>
+      <w:r>
+        <w:rPr>
+          <w:lang w:val="es-CO"/>
+        </w:rPr>
+        <w:t xml:space="preserve">Dentro del </w:t>
+      </w:r>
+      <w:proofErr w:type="gramStart"/>
+      <w:r>
+        <w:rPr>
+          <w:lang w:val="es-CO"/>
+        </w:rPr>
+        <w:t>archivo .</w:t>
+      </w:r>
+      <w:proofErr w:type="spellStart"/>
+      <w:r>
+        <w:rPr>
+          <w:lang w:val="es-CO"/>
+        </w:rPr>
+        <w:t>env</w:t>
+      </w:r>
+      <w:proofErr w:type="spellEnd"/>
+      <w:proofErr w:type="gramEnd"/>
+      <w:r>
+        <w:rPr>
+          <w:lang w:val="es-CO"/>
+        </w:rPr>
+        <w:t xml:space="preserve"> se debe colocar la configuración de conexión con PostgreSQL:</w:t>
+      </w:r>
+    </w:p>
+    <w:p>
+      <w:pPr>
+        <w:pStyle w:val="Prrafodelista"/>
+        <w:numPr>
+          <w:ilvl w:val="0"/>
+          <w:numId w:val="34"/>
+        </w:numPr>
+        <w:spacing w:line="480" w:lineRule="auto"/>
+        <w:ind w:firstLine="720"/>
+        <w:rPr>
+          <w:lang w:val="es-CO"/>
+        </w:rPr>
+      </w:pPr>
+      <w:r>
+        <w:rPr>
+          <w:lang w:val="es-CO"/>
+        </w:rPr>
+        <w:t>DB_USER=</w:t>
+      </w:r>
+      <w:proofErr w:type="spellStart"/>
+      <w:r>
+        <w:rPr>
+          <w:lang w:val="es-CO"/>
+        </w:rPr>
+        <w:t>postgres</w:t>
+      </w:r>
+      <w:proofErr w:type="spellEnd"/>
+    </w:p>
+    <w:p>
+      <w:pPr>
+        <w:pStyle w:val="Prrafodelista"/>
+        <w:numPr>
+          <w:ilvl w:val="0"/>
+          <w:numId w:val="34"/>
+        </w:numPr>
+        <w:spacing w:line="480" w:lineRule="auto"/>
+        <w:ind w:firstLine="720"/>
+        <w:rPr>
+          <w:lang w:val="es-CO"/>
+        </w:rPr>
+      </w:pPr>
+      <w:r>
+        <w:rPr>
+          <w:lang w:val="es-CO"/>
+        </w:rPr>
+        <w:t>DB_HOST=localhost</w:t>
+      </w:r>
+    </w:p>
+    <w:p>
+      <w:pPr>
+        <w:pStyle w:val="Prrafodelista"/>
+        <w:numPr>
+          <w:ilvl w:val="0"/>
+          <w:numId w:val="34"/>
+        </w:numPr>
+        <w:spacing w:line="480" w:lineRule="auto"/>
+        <w:ind w:firstLine="720"/>
+        <w:rPr>
+          <w:lang w:val="es-CO"/>
+        </w:rPr>
+      </w:pPr>
+      <w:r>
+        <w:rPr>
+          <w:lang w:val="es-CO"/>
+        </w:rPr>
+        <w:t>DB_NAME=</w:t>
+      </w:r>
+      <w:proofErr w:type="spellStart"/>
+      <w:r>
+        <w:rPr>
+          <w:lang w:val="es-CO"/>
+        </w:rPr>
+        <w:t>login_solid</w:t>
+      </w:r>
+      <w:proofErr w:type="spellEnd"/>
+    </w:p>
+    <w:p>
+      <w:pPr>
+        <w:pStyle w:val="Prrafodelista"/>
+        <w:numPr>
+          <w:ilvl w:val="0"/>
+          <w:numId w:val="34"/>
+        </w:numPr>
+        <w:spacing w:line="480" w:lineRule="auto"/>
+        <w:ind w:firstLine="720"/>
+        <w:rPr>
+          <w:lang w:val="es-CO"/>
+        </w:rPr>
+      </w:pPr>
+      <w:r>
+        <w:rPr>
+          <w:lang w:val="es-CO"/>
+        </w:rPr>
+        <w:t>DB_PASSWORD=</w:t>
+      </w:r>
+      <w:proofErr w:type="spellStart"/>
+      <w:r>
+        <w:rPr>
+          <w:lang w:val="es-CO"/>
+        </w:rPr>
+        <w:t>Crisxpg</w:t>
+      </w:r>
+      <w:proofErr w:type="spellEnd"/>
+    </w:p>
+    <w:p>
+      <w:pPr>
+        <w:pStyle w:val="Prrafodelista"/>
+        <w:numPr>
+          <w:ilvl w:val="0"/>
+          <w:numId w:val="34"/>
+        </w:numPr>
+        <w:spacing w:line="480" w:lineRule="auto"/>
+        <w:ind w:firstLine="720"/>
+        <w:rPr>
+          <w:lang w:val="es-CO"/>
+        </w:rPr>
+      </w:pPr>
+      <w:r>
+        <w:rPr>
+          <w:lang w:val="es-CO"/>
+        </w:rPr>
+        <w:t>DB_PORT=5432</w:t>
+      </w:r>
+    </w:p>
+    <w:p>
+      <w:pPr>
+        <w:spacing w:line="480" w:lineRule="auto"/>
+        <w:ind w:firstLine="720"/>
+        <w:rPr>
+          <w:lang w:val="es-CO"/>
+        </w:rPr>
+      </w:pPr>
+      <w:r>
+        <w:rPr>
+          <w:lang w:val="es-CO"/>
+        </w:rPr>
+        <w:t xml:space="preserve">Esta configuración permite que el </w:t>
+      </w:r>
+      <w:proofErr w:type="spellStart"/>
+      <w:r>
+        <w:rPr>
+          <w:lang w:val="es-CO"/>
+        </w:rPr>
+        <w:t>backend</w:t>
+      </w:r>
+      <w:proofErr w:type="spellEnd"/>
+      <w:r>
+        <w:rPr>
+          <w:lang w:val="es-CO"/>
+        </w:rPr>
+        <w:t xml:space="preserve"> se conecte a la base de datos </w:t>
+      </w:r>
+      <w:proofErr w:type="spellStart"/>
+      <w:r>
+        <w:rPr>
+          <w:lang w:val="es-CO"/>
+        </w:rPr>
+        <w:t>login_solid</w:t>
+      </w:r>
+      <w:proofErr w:type="spellEnd"/>
+      <w:r>
+        <w:rPr>
+          <w:lang w:val="es-CO"/>
+        </w:rPr>
+        <w:t xml:space="preserve"> utilizando el usuario </w:t>
+      </w:r>
+      <w:proofErr w:type="spellStart"/>
+      <w:r>
+        <w:rPr>
+          <w:lang w:val="es-CO"/>
+        </w:rPr>
+        <w:t>postgres</w:t>
+      </w:r>
+      <w:proofErr w:type="spellEnd"/>
+      <w:r>
+        <w:rPr>
+          <w:lang w:val="es-CO"/>
+        </w:rPr>
+        <w:t>.</w:t>
+      </w:r>
+    </w:p>
+    <w:p>
+      <w:pPr>
+        <w:spacing w:line="480" w:lineRule="auto"/>
+        <w:ind w:firstLine="720"/>
+        <w:rPr>
+          <w:b/>
+          <w:bCs/>
+          <w:lang w:val="es-CO"/>
+        </w:rPr>
+      </w:pPr>
+      <w:r>
+        <w:rPr>
+          <w:b/>
+          <w:bCs/>
+          <w:lang w:val="es-CO"/>
+        </w:rPr>
+        <w:t>INSTALAR DEPENDENCIAS Y EJECUTAR EL BACKEND</w:t>
+      </w:r>
+    </w:p>
+    <w:p>
+      <w:pPr>
+        <w:spacing w:line="480" w:lineRule="auto"/>
+        <w:ind w:firstLine="720"/>
+        <w:rPr>
+          <w:lang w:val="es-CO"/>
+        </w:rPr>
+      </w:pPr>
+      <w:r>
+        <w:rPr>
+          <w:lang w:val="es-CO"/>
+        </w:rPr>
+        <w:t xml:space="preserve">Abrir una terminal desde la carpeta principal del proyecto y acceder a la carpeta del </w:t>
+      </w:r>
+      <w:proofErr w:type="spellStart"/>
+      <w:r>
+        <w:rPr>
+          <w:lang w:val="es-CO"/>
+        </w:rPr>
+        <w:t>backend</w:t>
+      </w:r>
+      <w:proofErr w:type="spellEnd"/>
+      <w:r>
+        <w:rPr>
+          <w:lang w:val="es-CO"/>
+        </w:rPr>
+        <w:t>:</w:t>
+      </w:r>
+      <w:r>
+        <w:rPr>
+          <w:lang w:val="es-CO"/>
+        </w:rPr>
+        <w:t xml:space="preserve"> </w:t>
+      </w:r>
+      <w:r>
+        <w:rPr>
+          <w:lang w:val="es-CO"/>
+        </w:rPr>
+        <w:t xml:space="preserve">cd </w:t>
+      </w:r>
+      <w:proofErr w:type="spellStart"/>
+      <w:r>
+        <w:rPr>
+          <w:lang w:val="es-CO"/>
+        </w:rPr>
+        <w:t>backend</w:t>
+      </w:r>
+      <w:proofErr w:type="spellEnd"/>
+    </w:p>
+    <w:p>
+      <w:pPr>
+        <w:spacing w:line="480" w:lineRule="auto"/>
+        <w:ind w:firstLine="720"/>
+        <w:rPr>
+          <w:lang w:val="es-CO"/>
+        </w:rPr>
+      </w:pPr>
+      <w:r>
+        <w:rPr>
+          <w:lang w:val="es-CO"/>
+        </w:rPr>
+        <w:t>Después, instalar las dependencias necesarias:</w:t>
+      </w:r>
+      <w:r>
+        <w:rPr>
+          <w:lang w:val="es-CO"/>
+        </w:rPr>
+        <w:t xml:space="preserve"> </w:t>
+      </w:r>
+      <w:proofErr w:type="spellStart"/>
+      <w:r>
+        <w:rPr>
+          <w:lang w:val="es-CO"/>
+        </w:rPr>
+        <w:t>npm</w:t>
+      </w:r>
+      <w:proofErr w:type="spellEnd"/>
+      <w:r>
+        <w:rPr>
+          <w:lang w:val="es-CO"/>
+        </w:rPr>
+        <w:t xml:space="preserve"> </w:t>
+      </w:r>
+      <w:proofErr w:type="spellStart"/>
+      <w:r>
+        <w:rPr>
+          <w:lang w:val="es-CO"/>
+        </w:rPr>
+        <w:t>install</w:t>
+      </w:r>
+      <w:proofErr w:type="spellEnd"/>
+    </w:p>
+    <w:p>
+      <w:pPr>
+        <w:spacing w:line="480" w:lineRule="auto"/>
+        <w:ind w:firstLine="720"/>
+        <w:rPr>
+          <w:lang w:val="es-CO"/>
+        </w:rPr>
+      </w:pPr>
+      <w:r>
+        <w:rPr>
+          <w:lang w:val="es-CO"/>
+        </w:rPr>
+        <w:t>Una vez finalizada la instalación, iniciar el servidor:</w:t>
+      </w:r>
+      <w:r>
+        <w:rPr>
+          <w:lang w:val="es-CO"/>
+        </w:rPr>
+        <w:t xml:space="preserve"> </w:t>
+      </w:r>
+      <w:proofErr w:type="spellStart"/>
+      <w:r>
+        <w:rPr>
+          <w:lang w:val="es-CO"/>
+        </w:rPr>
+        <w:t>node</w:t>
+      </w:r>
+      <w:proofErr w:type="spellEnd"/>
+      <w:r>
+        <w:rPr>
+          <w:lang w:val="es-CO"/>
+        </w:rPr>
+        <w:t xml:space="preserve"> index.js</w:t>
+      </w:r>
+    </w:p>
+    <w:p>
+      <w:pPr>
+        <w:spacing w:line="480" w:lineRule="auto"/>
+        <w:ind w:firstLine="720"/>
+        <w:rPr>
+          <w:lang w:val="es-CO"/>
+        </w:rPr>
+      </w:pPr>
+      <w:r>
+        <w:rPr>
+          <w:lang w:val="es-CO"/>
+        </w:rPr>
+        <w:t xml:space="preserve">El </w:t>
+      </w:r>
+      <w:proofErr w:type="spellStart"/>
+      <w:r>
+        <w:rPr>
+          <w:lang w:val="es-CO"/>
+        </w:rPr>
+        <w:t>backend</w:t>
+      </w:r>
+      <w:proofErr w:type="spellEnd"/>
+      <w:r>
+        <w:rPr>
+          <w:lang w:val="es-CO"/>
+        </w:rPr>
+        <w:t xml:space="preserve"> debe quedar ejecutándose en:</w:t>
+      </w:r>
+      <w:r>
+        <w:rPr>
+          <w:lang w:val="es-CO"/>
+        </w:rPr>
+        <w:t xml:space="preserve"> </w:t>
+      </w:r>
+      <w:r>
+        <w:rPr>
+          <w:lang w:val="es-CO"/>
+        </w:rPr>
+        <w:t>http://localhost:5000</w:t>
+      </w:r>
+    </w:p>
+    <w:p>
+      <w:pPr>
+        <w:spacing w:line="480" w:lineRule="auto"/>
+        <w:ind w:firstLine="720"/>
+        <w:rPr>
+          <w:lang w:val="es-CO"/>
+        </w:rPr>
+      </w:pPr>
+      <w:r>
+        <w:rPr>
+          <w:lang w:val="es-CO"/>
+        </w:rPr>
+        <w:t>Es importante mantener esta terminal abierta mientras se utiliza la aplicación.</w:t>
+      </w:r>
+    </w:p>
+    <w:p>
+      <w:pPr>
+        <w:spacing w:line="480" w:lineRule="auto"/>
+        <w:ind w:firstLine="720"/>
+        <w:rPr>
+          <w:b/>
+          <w:bCs/>
+          <w:lang w:val="es-CO"/>
+        </w:rPr>
+      </w:pPr>
+      <w:r>
+        <w:rPr>
+          <w:b/>
+          <w:bCs/>
+          <w:lang w:val="es-CO"/>
+        </w:rPr>
+        <w:lastRenderedPageBreak/>
+        <w:t>INSTALAR DEPENDENCIAS Y EJECUTAR EL FRONTEND</w:t>
+      </w:r>
+    </w:p>
+    <w:p>
+      <w:pPr>
+        <w:spacing w:line="480" w:lineRule="auto"/>
+        <w:ind w:firstLine="720"/>
+        <w:rPr>
+          <w:lang w:val="es-CO"/>
+        </w:rPr>
+      </w:pPr>
+      <w:r>
+        <w:rPr>
+          <w:lang w:val="es-CO"/>
+        </w:rPr>
+        <w:t>Abrir una segunda terminal desde la carpeta principal del proyecto.</w:t>
+      </w:r>
+    </w:p>
+    <w:p>
+      <w:pPr>
+        <w:spacing w:line="480" w:lineRule="auto"/>
+        <w:ind w:firstLine="720"/>
+        <w:rPr>
+          <w:lang w:val="es-CO"/>
+        </w:rPr>
+      </w:pPr>
+      <w:r>
+        <w:rPr>
+          <w:lang w:val="es-CO"/>
+        </w:rPr>
+        <w:t xml:space="preserve">Instalar las dependencias del </w:t>
+      </w:r>
+      <w:proofErr w:type="spellStart"/>
+      <w:r>
+        <w:rPr>
+          <w:lang w:val="es-CO"/>
+        </w:rPr>
+        <w:t>frontend</w:t>
+      </w:r>
+      <w:proofErr w:type="spellEnd"/>
+      <w:r>
+        <w:rPr>
+          <w:lang w:val="es-CO"/>
+        </w:rPr>
+        <w:t>:</w:t>
+      </w:r>
+      <w:r>
+        <w:rPr>
+          <w:lang w:val="es-CO"/>
+        </w:rPr>
+        <w:t xml:space="preserve"> </w:t>
+      </w:r>
+      <w:proofErr w:type="spellStart"/>
+      <w:r>
+        <w:rPr>
+          <w:lang w:val="es-CO"/>
+        </w:rPr>
+        <w:t>npm</w:t>
+      </w:r>
+      <w:proofErr w:type="spellEnd"/>
+      <w:r>
+        <w:rPr>
+          <w:lang w:val="es-CO"/>
+        </w:rPr>
+        <w:t xml:space="preserve"> </w:t>
+      </w:r>
+      <w:proofErr w:type="spellStart"/>
+      <w:r>
+        <w:rPr>
+          <w:lang w:val="es-CO"/>
+        </w:rPr>
+        <w:t>install</w:t>
+      </w:r>
+      <w:proofErr w:type="spellEnd"/>
+    </w:p>
+    <w:p>
+      <w:pPr>
+        <w:spacing w:line="480" w:lineRule="auto"/>
+        <w:ind w:firstLine="720"/>
+        <w:rPr>
+          <w:lang w:val="es-CO"/>
+        </w:rPr>
+      </w:pPr>
+      <w:r>
+        <w:rPr>
+          <w:lang w:val="es-CO"/>
+        </w:rPr>
+        <w:t>Después ejecutar el servidor de desarrollo:</w:t>
+      </w:r>
+      <w:r>
+        <w:rPr>
+          <w:lang w:val="es-CO"/>
+        </w:rPr>
+        <w:t xml:space="preserve"> </w:t>
+      </w:r>
+      <w:proofErr w:type="spellStart"/>
+      <w:r>
+        <w:rPr>
+          <w:lang w:val="es-CO"/>
+        </w:rPr>
+        <w:t>npm</w:t>
+      </w:r>
+      <w:proofErr w:type="spellEnd"/>
+      <w:r>
+        <w:rPr>
+          <w:lang w:val="es-CO"/>
+        </w:rPr>
+        <w:t xml:space="preserve"> run </w:t>
+      </w:r>
+      <w:proofErr w:type="spellStart"/>
+      <w:r>
+        <w:rPr>
+          <w:lang w:val="es-CO"/>
+        </w:rPr>
+        <w:t>dev</w:t>
+      </w:r>
+      <w:proofErr w:type="spellEnd"/>
+    </w:p>
+    <w:p>
+      <w:pPr>
+        <w:spacing w:line="480" w:lineRule="auto"/>
+        <w:ind w:firstLine="720"/>
+        <w:rPr>
+          <w:lang w:val="es-CO"/>
+        </w:rPr>
+      </w:pPr>
+      <w:r>
+        <w:rPr>
+          <w:lang w:val="es-CO"/>
+        </w:rPr>
+        <w:t xml:space="preserve">El </w:t>
+      </w:r>
+      <w:proofErr w:type="spellStart"/>
+      <w:r>
+        <w:rPr>
+          <w:lang w:val="es-CO"/>
+        </w:rPr>
+        <w:t>frontend</w:t>
+      </w:r>
+      <w:proofErr w:type="spellEnd"/>
+      <w:r>
+        <w:rPr>
+          <w:lang w:val="es-CO"/>
+        </w:rPr>
+        <w:t xml:space="preserve"> estará disponible normalmente en:</w:t>
+      </w:r>
+      <w:r>
+        <w:rPr>
+          <w:lang w:val="es-CO"/>
+        </w:rPr>
+        <w:t xml:space="preserve"> </w:t>
+      </w:r>
+      <w:hyperlink r:id="rId45" w:history="1">
+        <w:r>
+          <w:rPr>
+            <w:rStyle w:val="Hipervnculo"/>
+            <w:lang w:val="es-CO"/>
+          </w:rPr>
+          <w:t>http://localhost:5173</w:t>
+        </w:r>
+      </w:hyperlink>
+    </w:p>
+    <w:p>
+      <w:pPr>
+        <w:spacing w:line="480" w:lineRule="auto"/>
+        <w:ind w:firstLine="720"/>
+        <w:rPr>
+          <w:b/>
+          <w:bCs/>
+          <w:lang w:val="es-CO"/>
+        </w:rPr>
+      </w:pPr>
+      <w:r>
+        <w:rPr>
+          <w:b/>
+          <w:bCs/>
+          <w:lang w:val="es-CO"/>
+        </w:rPr>
+        <w:t>ABRIR LA APLICACIÓN</w:t>
+      </w:r>
+    </w:p>
+    <w:p>
+      <w:pPr>
+        <w:spacing w:line="480" w:lineRule="auto"/>
+        <w:ind w:firstLine="720"/>
+        <w:rPr>
+          <w:lang w:val="es-CO"/>
+        </w:rPr>
+      </w:pPr>
+      <w:r>
+        <w:rPr>
+          <w:lang w:val="es-CO"/>
+        </w:rPr>
+        <w:t xml:space="preserve">Una vez que el </w:t>
+      </w:r>
+      <w:proofErr w:type="spellStart"/>
+      <w:r>
+        <w:rPr>
+          <w:lang w:val="es-CO"/>
+        </w:rPr>
+        <w:t>backend</w:t>
+      </w:r>
+      <w:proofErr w:type="spellEnd"/>
+      <w:r>
+        <w:rPr>
+          <w:lang w:val="es-CO"/>
+        </w:rPr>
+        <w:t xml:space="preserve"> y el </w:t>
+      </w:r>
+      <w:proofErr w:type="spellStart"/>
+      <w:r>
+        <w:rPr>
+          <w:lang w:val="es-CO"/>
+        </w:rPr>
+        <w:t>frontend</w:t>
+      </w:r>
+      <w:proofErr w:type="spellEnd"/>
+      <w:r>
+        <w:rPr>
+          <w:lang w:val="es-CO"/>
+        </w:rPr>
+        <w:t xml:space="preserve"> estén ejecutándose correctamente, abrir el navegador y acceder a la dirección indicada por la terminal del </w:t>
+      </w:r>
+      <w:proofErr w:type="spellStart"/>
+      <w:r>
+        <w:rPr>
+          <w:lang w:val="es-CO"/>
+        </w:rPr>
+        <w:t>frontend</w:t>
+      </w:r>
+      <w:proofErr w:type="spellEnd"/>
+      <w:r>
+        <w:rPr>
+          <w:lang w:val="es-CO"/>
+        </w:rPr>
+        <w:t>:</w:t>
+      </w:r>
+    </w:p>
+    <w:p>
+      <w:pPr>
+        <w:spacing w:line="480" w:lineRule="auto"/>
+        <w:ind w:firstLine="720"/>
+        <w:rPr>
+          <w:lang w:val="es-CO"/>
+        </w:rPr>
+      </w:pPr>
+      <w:r>
+        <w:rPr>
+          <w:lang w:val="es-CO"/>
+        </w:rPr>
+        <w:t>http://localhost:5173</w:t>
+      </w:r>
+    </w:p>
+    <w:p>
+      <w:pPr>
+        <w:spacing w:line="480" w:lineRule="auto"/>
+        <w:ind w:firstLine="720"/>
+        <w:rPr>
+          <w:lang w:val="es-CO"/>
+        </w:rPr>
+      </w:pPr>
+      <w:r>
+        <w:rPr>
+          <w:lang w:val="es-CO"/>
+        </w:rPr>
+        <w:t>Para que la aplicación funcione correctamente, deben permanecer ejecutándose simultáneamente:</w:t>
+      </w:r>
+    </w:p>
+    <w:p>
+      <w:pPr>
+        <w:spacing w:line="480" w:lineRule="auto"/>
+        <w:ind w:firstLine="720"/>
+        <w:rPr>
+          <w:lang w:val="es-CO"/>
+        </w:rPr>
+      </w:pPr>
+      <w:proofErr w:type="spellStart"/>
+      <w:r>
+        <w:rPr>
+          <w:lang w:val="es-CO"/>
+        </w:rPr>
+        <w:t>Backend</w:t>
+      </w:r>
+      <w:proofErr w:type="spellEnd"/>
+      <w:r>
+        <w:rPr>
+          <w:lang w:val="es-CO"/>
+        </w:rPr>
+        <w:t>: http://localhost:5000</w:t>
+      </w:r>
+    </w:p>
+    <w:p>
+      <w:pPr>
+        <w:spacing w:line="480" w:lineRule="auto"/>
+        <w:ind w:firstLine="720"/>
+        <w:rPr>
+          <w:lang w:val="es-CO"/>
+        </w:rPr>
+      </w:pPr>
+      <w:proofErr w:type="spellStart"/>
+      <w:r>
+        <w:rPr>
+          <w:lang w:val="es-CO"/>
+        </w:rPr>
+        <w:t>Frontend</w:t>
+      </w:r>
+      <w:proofErr w:type="spellEnd"/>
+      <w:r>
+        <w:rPr>
+          <w:lang w:val="es-CO"/>
+        </w:rPr>
+        <w:t>: http://localhost:5173</w:t>
+      </w:r>
+    </w:p>
     <w:sectPr>
-      <w:headerReference w:type="default" r:id="rId45"/>
-      <w:footerReference w:type="default" r:id="rId46"/>
+      <w:headerReference w:type="default" r:id="rId46"/>
+      <w:footerReference w:type="default" r:id="rId47"/>
       <w:pgSz w:w="12240" w:h="15840"/>
       <w:pgMar w:top="1440" w:right="1440" w:bottom="1440" w:left="1440" w:header="720" w:footer="720" w:gutter="0"/>
       <w:cols w:space="720"/>
@@ -29236,7 +31337,7 @@
   <w:abstractNum w:abstractNumId="14" w15:restartNumberingAfterBreak="0">
     <w:nsid w:val="1E93299B"/>
     <w:multiLevelType w:val="hybridMultilevel"/>
-    <w:tmpl w:val="4B14ADB6"/>
+    <w:tmpl w:val="99D28700"/>
     <w:lvl w:ilvl="0" w:tplc="240A0001">
       <w:start w:val="1"/>
       <w:numFmt w:val="bullet"/>
@@ -29573,6 +31674,119 @@
     </w:lvl>
   </w:abstractNum>
   <w:abstractNum w:abstractNumId="17" w15:restartNumberingAfterBreak="0">
+    <w:nsid w:val="383A4904"/>
+    <w:multiLevelType w:val="hybridMultilevel"/>
+    <w:tmpl w:val="D55E16B0"/>
+    <w:lvl w:ilvl="0" w:tplc="240A0001">
+      <w:start w:val="1"/>
+      <w:numFmt w:val="bullet"/>
+      <w:lvlText w:val=""/>
+      <w:lvlJc w:val="left"/>
+      <w:pPr>
+        <w:ind w:left="1440" w:hanging="360"/>
+      </w:pPr>
+      <w:rPr>
+        <w:rFonts w:ascii="Symbol" w:hAnsi="Symbol" w:hint="default"/>
+      </w:rPr>
+    </w:lvl>
+    <w:lvl w:ilvl="1" w:tplc="240A0003" w:tentative="1">
+      <w:start w:val="1"/>
+      <w:numFmt w:val="bullet"/>
+      <w:lvlText w:val="o"/>
+      <w:lvlJc w:val="left"/>
+      <w:pPr>
+        <w:ind w:left="2160" w:hanging="360"/>
+      </w:pPr>
+      <w:rPr>
+        <w:rFonts w:ascii="Courier New" w:hAnsi="Courier New" w:cs="Courier New" w:hint="default"/>
+      </w:rPr>
+    </w:lvl>
+    <w:lvl w:ilvl="2" w:tplc="240A0005" w:tentative="1">
+      <w:start w:val="1"/>
+      <w:numFmt w:val="bullet"/>
+      <w:lvlText w:val=""/>
+      <w:lvlJc w:val="left"/>
+      <w:pPr>
+        <w:ind w:left="2880" w:hanging="360"/>
+      </w:pPr>
+      <w:rPr>
+        <w:rFonts w:ascii="Wingdings" w:hAnsi="Wingdings" w:hint="default"/>
+      </w:rPr>
+    </w:lvl>
+    <w:lvl w:ilvl="3" w:tplc="240A0001" w:tentative="1">
+      <w:start w:val="1"/>
+      <w:numFmt w:val="bullet"/>
+      <w:lvlText w:val=""/>
+      <w:lvlJc w:val="left"/>
+      <w:pPr>
+        <w:ind w:left="3600" w:hanging="360"/>
+      </w:pPr>
+      <w:rPr>
+        <w:rFonts w:ascii="Symbol" w:hAnsi="Symbol" w:hint="default"/>
+      </w:rPr>
+    </w:lvl>
+    <w:lvl w:ilvl="4" w:tplc="240A0003" w:tentative="1">
+      <w:start w:val="1"/>
+      <w:numFmt w:val="bullet"/>
+      <w:lvlText w:val="o"/>
+      <w:lvlJc w:val="left"/>
+      <w:pPr>
+        <w:ind w:left="4320" w:hanging="360"/>
+      </w:pPr>
+      <w:rPr>
+        <w:rFonts w:ascii="Courier New" w:hAnsi="Courier New" w:cs="Courier New" w:hint="default"/>
+      </w:rPr>
+    </w:lvl>
+    <w:lvl w:ilvl="5" w:tplc="240A0005" w:tentative="1">
+      <w:start w:val="1"/>
+      <w:numFmt w:val="bullet"/>
+      <w:lvlText w:val=""/>
+      <w:lvlJc w:val="left"/>
+      <w:pPr>
+        <w:ind w:left="5040" w:hanging="360"/>
+      </w:pPr>
+      <w:rPr>
+        <w:rFonts w:ascii="Wingdings" w:hAnsi="Wingdings" w:hint="default"/>
+      </w:rPr>
+    </w:lvl>
+    <w:lvl w:ilvl="6" w:tplc="240A0001" w:tentative="1">
+      <w:start w:val="1"/>
+      <w:numFmt w:val="bullet"/>
+      <w:lvlText w:val=""/>
+      <w:lvlJc w:val="left"/>
+      <w:pPr>
+        <w:ind w:left="5760" w:hanging="360"/>
+      </w:pPr>
+      <w:rPr>
+        <w:rFonts w:ascii="Symbol" w:hAnsi="Symbol" w:hint="default"/>
+      </w:rPr>
+    </w:lvl>
+    <w:lvl w:ilvl="7" w:tplc="240A0003" w:tentative="1">
+      <w:start w:val="1"/>
+      <w:numFmt w:val="bullet"/>
+      <w:lvlText w:val="o"/>
+      <w:lvlJc w:val="left"/>
+      <w:pPr>
+        <w:ind w:left="6480" w:hanging="360"/>
+      </w:pPr>
+      <w:rPr>
+        <w:rFonts w:ascii="Courier New" w:hAnsi="Courier New" w:cs="Courier New" w:hint="default"/>
+      </w:rPr>
+    </w:lvl>
+    <w:lvl w:ilvl="8" w:tplc="240A0005" w:tentative="1">
+      <w:start w:val="1"/>
+      <w:numFmt w:val="bullet"/>
+      <w:lvlText w:val=""/>
+      <w:lvlJc w:val="left"/>
+      <w:pPr>
+        <w:ind w:left="7200" w:hanging="360"/>
+      </w:pPr>
+      <w:rPr>
+        <w:rFonts w:ascii="Wingdings" w:hAnsi="Wingdings" w:hint="default"/>
+      </w:rPr>
+    </w:lvl>
+  </w:abstractNum>
+  <w:abstractNum w:abstractNumId="18" w15:restartNumberingAfterBreak="0">
     <w:nsid w:val="3A69096B"/>
     <w:multiLevelType w:val="hybridMultilevel"/>
     <w:tmpl w:val="768099A8"/>
@@ -29658,7 +31872,7 @@
       </w:pPr>
     </w:lvl>
   </w:abstractNum>
-  <w:abstractNum w:abstractNumId="18" w15:restartNumberingAfterBreak="0">
+  <w:abstractNum w:abstractNumId="19" w15:restartNumberingAfterBreak="0">
     <w:nsid w:val="3B0B4F36"/>
     <w:multiLevelType w:val="hybridMultilevel"/>
     <w:tmpl w:val="00CE351C"/>
@@ -29744,7 +31958,7 @@
       </w:pPr>
     </w:lvl>
   </w:abstractNum>
-  <w:abstractNum w:abstractNumId="19" w15:restartNumberingAfterBreak="0">
+  <w:abstractNum w:abstractNumId="20" w15:restartNumberingAfterBreak="0">
     <w:nsid w:val="42F31FF2"/>
     <w:multiLevelType w:val="hybridMultilevel"/>
     <w:tmpl w:val="87AC39AE"/>
@@ -29857,7 +32071,7 @@
       </w:rPr>
     </w:lvl>
   </w:abstractNum>
-  <w:abstractNum w:abstractNumId="20" w15:restartNumberingAfterBreak="0">
+  <w:abstractNum w:abstractNumId="21" w15:restartNumberingAfterBreak="0">
     <w:nsid w:val="446D50E7"/>
     <w:multiLevelType w:val="hybridMultilevel"/>
     <w:tmpl w:val="3684E6F2"/>
@@ -29970,7 +32184,7 @@
       </w:rPr>
     </w:lvl>
   </w:abstractNum>
-  <w:abstractNum w:abstractNumId="21" w15:restartNumberingAfterBreak="0">
+  <w:abstractNum w:abstractNumId="22" w15:restartNumberingAfterBreak="0">
     <w:nsid w:val="4584103B"/>
     <w:multiLevelType w:val="hybridMultilevel"/>
     <w:tmpl w:val="C362F96E"/>
@@ -30083,7 +32297,7 @@
       </w:rPr>
     </w:lvl>
   </w:abstractNum>
-  <w:abstractNum w:abstractNumId="22" w15:restartNumberingAfterBreak="0">
+  <w:abstractNum w:abstractNumId="23" w15:restartNumberingAfterBreak="0">
     <w:nsid w:val="45C718EC"/>
     <w:multiLevelType w:val="hybridMultilevel"/>
     <w:tmpl w:val="7302AC0C"/>
@@ -30196,7 +32410,7 @@
       </w:rPr>
     </w:lvl>
   </w:abstractNum>
-  <w:abstractNum w:abstractNumId="23" w15:restartNumberingAfterBreak="0">
+  <w:abstractNum w:abstractNumId="24" w15:restartNumberingAfterBreak="0">
     <w:nsid w:val="47F25398"/>
     <w:multiLevelType w:val="hybridMultilevel"/>
     <w:tmpl w:val="739C9716"/>
@@ -30309,7 +32523,120 @@
       </w:rPr>
     </w:lvl>
   </w:abstractNum>
-  <w:abstractNum w:abstractNumId="24" w15:restartNumberingAfterBreak="0">
+  <w:abstractNum w:abstractNumId="25" w15:restartNumberingAfterBreak="0">
+    <w:nsid w:val="52F01619"/>
+    <w:multiLevelType w:val="hybridMultilevel"/>
+    <w:tmpl w:val="FFB2D31E"/>
+    <w:lvl w:ilvl="0" w:tplc="240A0001">
+      <w:start w:val="1"/>
+      <w:numFmt w:val="bullet"/>
+      <w:lvlText w:val=""/>
+      <w:lvlJc w:val="left"/>
+      <w:pPr>
+        <w:ind w:left="720" w:hanging="360"/>
+      </w:pPr>
+      <w:rPr>
+        <w:rFonts w:ascii="Symbol" w:hAnsi="Symbol" w:hint="default"/>
+      </w:rPr>
+    </w:lvl>
+    <w:lvl w:ilvl="1" w:tplc="240A0003" w:tentative="1">
+      <w:start w:val="1"/>
+      <w:numFmt w:val="bullet"/>
+      <w:lvlText w:val="o"/>
+      <w:lvlJc w:val="left"/>
+      <w:pPr>
+        <w:ind w:left="1440" w:hanging="360"/>
+      </w:pPr>
+      <w:rPr>
+        <w:rFonts w:ascii="Courier New" w:hAnsi="Courier New" w:cs="Courier New" w:hint="default"/>
+      </w:rPr>
+    </w:lvl>
+    <w:lvl w:ilvl="2" w:tplc="240A0005" w:tentative="1">
+      <w:start w:val="1"/>
+      <w:numFmt w:val="bullet"/>
+      <w:lvlText w:val=""/>
+      <w:lvlJc w:val="left"/>
+      <w:pPr>
+        <w:ind w:left="2160" w:hanging="360"/>
+      </w:pPr>
+      <w:rPr>
+        <w:rFonts w:ascii="Wingdings" w:hAnsi="Wingdings" w:hint="default"/>
+      </w:rPr>
+    </w:lvl>
+    <w:lvl w:ilvl="3" w:tplc="240A0001" w:tentative="1">
+      <w:start w:val="1"/>
+      <w:numFmt w:val="bullet"/>
+      <w:lvlText w:val=""/>
+      <w:lvlJc w:val="left"/>
+      <w:pPr>
+        <w:ind w:left="2880" w:hanging="360"/>
+      </w:pPr>
+      <w:rPr>
+        <w:rFonts w:ascii="Symbol" w:hAnsi="Symbol" w:hint="default"/>
+      </w:rPr>
+    </w:lvl>
+    <w:lvl w:ilvl="4" w:tplc="240A0003" w:tentative="1">
+      <w:start w:val="1"/>
+      <w:numFmt w:val="bullet"/>
+      <w:lvlText w:val="o"/>
+      <w:lvlJc w:val="left"/>
+      <w:pPr>
+        <w:ind w:left="3600" w:hanging="360"/>
+      </w:pPr>
+      <w:rPr>
+        <w:rFonts w:ascii="Courier New" w:hAnsi="Courier New" w:cs="Courier New" w:hint="default"/>
+      </w:rPr>
+    </w:lvl>
+    <w:lvl w:ilvl="5" w:tplc="240A0005" w:tentative="1">
+      <w:start w:val="1"/>
+      <w:numFmt w:val="bullet"/>
+      <w:lvlText w:val=""/>
+      <w:lvlJc w:val="left"/>
+      <w:pPr>
+        <w:ind w:left="4320" w:hanging="360"/>
+      </w:pPr>
+      <w:rPr>
+        <w:rFonts w:ascii="Wingdings" w:hAnsi="Wingdings" w:hint="default"/>
+      </w:rPr>
+    </w:lvl>
+    <w:lvl w:ilvl="6" w:tplc="240A0001" w:tentative="1">
+      <w:start w:val="1"/>
+      <w:numFmt w:val="bullet"/>
+      <w:lvlText w:val=""/>
+      <w:lvlJc w:val="left"/>
+      <w:pPr>
+        <w:ind w:left="5040" w:hanging="360"/>
+      </w:pPr>
+      <w:rPr>
+        <w:rFonts w:ascii="Symbol" w:hAnsi="Symbol" w:hint="default"/>
+      </w:rPr>
+    </w:lvl>
+    <w:lvl w:ilvl="7" w:tplc="240A0003" w:tentative="1">
+      <w:start w:val="1"/>
+      <w:numFmt w:val="bullet"/>
+      <w:lvlText w:val="o"/>
+      <w:lvlJc w:val="left"/>
+      <w:pPr>
+        <w:ind w:left="5760" w:hanging="360"/>
+      </w:pPr>
+      <w:rPr>
+        <w:rFonts w:ascii="Courier New" w:hAnsi="Courier New" w:cs="Courier New" w:hint="default"/>
+      </w:rPr>
+    </w:lvl>
+    <w:lvl w:ilvl="8" w:tplc="240A0005" w:tentative="1">
+      <w:start w:val="1"/>
+      <w:numFmt w:val="bullet"/>
+      <w:lvlText w:val=""/>
+      <w:lvlJc w:val="left"/>
+      <w:pPr>
+        <w:ind w:left="6480" w:hanging="360"/>
+      </w:pPr>
+      <w:rPr>
+        <w:rFonts w:ascii="Wingdings" w:hAnsi="Wingdings" w:hint="default"/>
+      </w:rPr>
+    </w:lvl>
+  </w:abstractNum>
+  <w:abstractNum w:abstractNumId="26" w15:restartNumberingAfterBreak="0">
     <w:nsid w:val="536C233F"/>
     <w:multiLevelType w:val="hybridMultilevel"/>
     <w:tmpl w:val="E4EE2476"/>
@@ -30422,7 +32749,120 @@
       </w:rPr>
     </w:lvl>
   </w:abstractNum>
-  <w:abstractNum w:abstractNumId="25" w15:restartNumberingAfterBreak="0">
+  <w:abstractNum w:abstractNumId="27" w15:restartNumberingAfterBreak="0">
+    <w:nsid w:val="58BB4427"/>
+    <w:multiLevelType w:val="hybridMultilevel"/>
+    <w:tmpl w:val="B798D77A"/>
+    <w:lvl w:ilvl="0" w:tplc="240A0001">
+      <w:start w:val="1"/>
+      <w:numFmt w:val="bullet"/>
+      <w:lvlText w:val=""/>
+      <w:lvlJc w:val="left"/>
+      <w:pPr>
+        <w:ind w:left="720" w:hanging="360"/>
+      </w:pPr>
+      <w:rPr>
+        <w:rFonts w:ascii="Symbol" w:hAnsi="Symbol" w:hint="default"/>
+      </w:rPr>
+    </w:lvl>
+    <w:lvl w:ilvl="1" w:tplc="240A0003" w:tentative="1">
+      <w:start w:val="1"/>
+      <w:numFmt w:val="bullet"/>
+      <w:lvlText w:val="o"/>
+      <w:lvlJc w:val="left"/>
+      <w:pPr>
+        <w:ind w:left="1440" w:hanging="360"/>
+      </w:pPr>
+      <w:rPr>
+        <w:rFonts w:ascii="Courier New" w:hAnsi="Courier New" w:cs="Courier New" w:hint="default"/>
+      </w:rPr>
+    </w:lvl>
+    <w:lvl w:ilvl="2" w:tplc="240A0005" w:tentative="1">
+      <w:start w:val="1"/>
+      <w:numFmt w:val="bullet"/>
+      <w:lvlText w:val=""/>
+      <w:lvlJc w:val="left"/>
+      <w:pPr>
+        <w:ind w:left="2160" w:hanging="360"/>
+      </w:pPr>
+      <w:rPr>
+        <w:rFonts w:ascii="Wingdings" w:hAnsi="Wingdings" w:hint="default"/>
+      </w:rPr>
+    </w:lvl>
+    <w:lvl w:ilvl="3" w:tplc="240A0001" w:tentative="1">
+      <w:start w:val="1"/>
+      <w:numFmt w:val="bullet"/>
+      <w:lvlText w:val=""/>
+      <w:lvlJc w:val="left"/>
+      <w:pPr>
+        <w:ind w:left="2880" w:hanging="360"/>
+      </w:pPr>
+      <w:rPr>
+        <w:rFonts w:ascii="Symbol" w:hAnsi="Symbol" w:hint="default"/>
+      </w:rPr>
+    </w:lvl>
+    <w:lvl w:ilvl="4" w:tplc="240A0003" w:tentative="1">
+      <w:start w:val="1"/>
+      <w:numFmt w:val="bullet"/>
+      <w:lvlText w:val="o"/>
+      <w:lvlJc w:val="left"/>
+      <w:pPr>
+        <w:ind w:left="3600" w:hanging="360"/>
+      </w:pPr>
+      <w:rPr>
+        <w:rFonts w:ascii="Courier New" w:hAnsi="Courier New" w:cs="Courier New" w:hint="default"/>
+      </w:rPr>
+    </w:lvl>
+    <w:lvl w:ilvl="5" w:tplc="240A0005" w:tentative="1">
+      <w:start w:val="1"/>
+      <w:numFmt w:val="bullet"/>
+      <w:lvlText w:val=""/>
+      <w:lvlJc w:val="left"/>
+      <w:pPr>
+        <w:ind w:left="4320" w:hanging="360"/>
+      </w:pPr>
+      <w:rPr>
+        <w:rFonts w:ascii="Wingdings" w:hAnsi="Wingdings" w:hint="default"/>
+      </w:rPr>
+    </w:lvl>
+    <w:lvl w:ilvl="6" w:tplc="240A0001" w:tentative="1">
+      <w:start w:val="1"/>
+      <w:numFmt w:val="bullet"/>
+      <w:lvlText w:val=""/>
+      <w:lvlJc w:val="left"/>
+      <w:pPr>
+        <w:ind w:left="5040" w:hanging="360"/>
+      </w:pPr>
+      <w:rPr>
+        <w:rFonts w:ascii="Symbol" w:hAnsi="Symbol" w:hint="default"/>
+      </w:rPr>
+    </w:lvl>
+    <w:lvl w:ilvl="7" w:tplc="240A0003" w:tentative="1">
+      <w:start w:val="1"/>
+      <w:numFmt w:val="bullet"/>
+      <w:lvlText w:val="o"/>
+      <w:lvlJc w:val="left"/>
+      <w:pPr>
+        <w:ind w:left="5760" w:hanging="360"/>
+      </w:pPr>
+      <w:rPr>
+        <w:rFonts w:ascii="Courier New" w:hAnsi="Courier New" w:cs="Courier New" w:hint="default"/>
+      </w:rPr>
+    </w:lvl>
+    <w:lvl w:ilvl="8" w:tplc="240A0005" w:tentative="1">
+      <w:start w:val="1"/>
+      <w:numFmt w:val="bullet"/>
+      <w:lvlText w:val=""/>
+      <w:lvlJc w:val="left"/>
+      <w:pPr>
+        <w:ind w:left="6480" w:hanging="360"/>
+      </w:pPr>
+      <w:rPr>
+        <w:rFonts w:ascii="Wingdings" w:hAnsi="Wingdings" w:hint="default"/>
+      </w:rPr>
+    </w:lvl>
+  </w:abstractNum>
+  <w:abstractNum w:abstractNumId="28" w15:restartNumberingAfterBreak="0">
     <w:nsid w:val="5AD7450E"/>
     <w:multiLevelType w:val="hybridMultilevel"/>
     <w:tmpl w:val="12DAAF1E"/>
@@ -30535,7 +32975,7 @@
       </w:rPr>
     </w:lvl>
   </w:abstractNum>
-  <w:abstractNum w:abstractNumId="26" w15:restartNumberingAfterBreak="0">
+  <w:abstractNum w:abstractNumId="29" w15:restartNumberingAfterBreak="0">
     <w:nsid w:val="62006056"/>
     <w:multiLevelType w:val="hybridMultilevel"/>
     <w:tmpl w:val="5F2A3384"/>
@@ -30648,7 +33088,7 @@
       </w:rPr>
     </w:lvl>
   </w:abstractNum>
-  <w:abstractNum w:abstractNumId="27" w15:restartNumberingAfterBreak="0">
+  <w:abstractNum w:abstractNumId="30" w15:restartNumberingAfterBreak="0">
     <w:nsid w:val="62467279"/>
     <w:multiLevelType w:val="hybridMultilevel"/>
     <w:tmpl w:val="A68614CA"/>
@@ -30761,7 +33201,7 @@
       </w:rPr>
     </w:lvl>
   </w:abstractNum>
-  <w:abstractNum w:abstractNumId="28" w15:restartNumberingAfterBreak="0">
+  <w:abstractNum w:abstractNumId="31" w15:restartNumberingAfterBreak="0">
     <w:nsid w:val="66AD3E6F"/>
     <w:multiLevelType w:val="hybridMultilevel"/>
     <w:tmpl w:val="212E22E8"/>
@@ -30874,7 +33314,7 @@
       </w:rPr>
     </w:lvl>
   </w:abstractNum>
-  <w:abstractNum w:abstractNumId="29" w15:restartNumberingAfterBreak="0">
+  <w:abstractNum w:abstractNumId="32" w15:restartNumberingAfterBreak="0">
     <w:nsid w:val="67045C33"/>
     <w:multiLevelType w:val="hybridMultilevel"/>
     <w:tmpl w:val="2634058E"/>
@@ -30960,7 +33400,7 @@
       </w:pPr>
     </w:lvl>
   </w:abstractNum>
-  <w:abstractNum w:abstractNumId="30" w15:restartNumberingAfterBreak="0">
+  <w:abstractNum w:abstractNumId="33" w15:restartNumberingAfterBreak="0">
     <w:nsid w:val="6F556E92"/>
     <w:multiLevelType w:val="hybridMultilevel"/>
     <w:tmpl w:val="3E86E3A4"/>
@@ -31074,31 +33514,31 @@
     <w:abstractNumId w:val="0"/>
   </w:num>
   <w:num w:numId="10">
-    <w:abstractNumId w:val="24"/>
+    <w:abstractNumId w:val="26"/>
   </w:num>
   <w:num w:numId="11">
-    <w:abstractNumId w:val="19"/>
+    <w:abstractNumId w:val="20"/>
   </w:num>
   <w:num w:numId="12">
-    <w:abstractNumId w:val="18"/>
+    <w:abstractNumId w:val="19"/>
   </w:num>
   <w:num w:numId="13">
     <w:abstractNumId w:val="9"/>
   </w:num>
   <w:num w:numId="14">
-    <w:abstractNumId w:val="17"/>
+    <w:abstractNumId w:val="18"/>
   </w:num>
   <w:num w:numId="15">
     <w:abstractNumId w:val="15"/>
   </w:num>
   <w:num w:numId="16">
-    <w:abstractNumId w:val="20"/>
+    <w:abstractNumId w:val="21"/>
   </w:num>
   <w:num w:numId="17">
-    <w:abstractNumId w:val="29"/>
+    <w:abstractNumId w:val="32"/>
   </w:num>
   <w:num w:numId="18">
-    <w:abstractNumId w:val="22"/>
+    <w:abstractNumId w:val="23"/>
   </w:num>
   <w:num w:numId="19">
     <w:abstractNumId w:val="13"/>
@@ -31107,37 +33547,46 @@
     <w:abstractNumId w:val="10"/>
   </w:num>
   <w:num w:numId="21">
-    <w:abstractNumId w:val="28"/>
+    <w:abstractNumId w:val="31"/>
   </w:num>
   <w:num w:numId="22">
-    <w:abstractNumId w:val="30"/>
+    <w:abstractNumId w:val="33"/>
   </w:num>
   <w:num w:numId="23">
     <w:abstractNumId w:val="12"/>
   </w:num>
   <w:num w:numId="24">
-    <w:abstractNumId w:val="26"/>
+    <w:abstractNumId w:val="29"/>
   </w:num>
   <w:num w:numId="25">
     <w:abstractNumId w:val="16"/>
   </w:num>
   <w:num w:numId="26">
-    <w:abstractNumId w:val="23"/>
+    <w:abstractNumId w:val="24"/>
   </w:num>
   <w:num w:numId="27">
     <w:abstractNumId w:val="11"/>
   </w:num>
   <w:num w:numId="28">
-    <w:abstractNumId w:val="25"/>
+    <w:abstractNumId w:val="28"/>
   </w:num>
   <w:num w:numId="29">
     <w:abstractNumId w:val="14"/>
   </w:num>
   <w:num w:numId="30">
+    <w:abstractNumId w:val="30"/>
+  </w:num>
+  <w:num w:numId="31">
+    <w:abstractNumId w:val="22"/>
+  </w:num>
+  <w:num w:numId="32">
+    <w:abstractNumId w:val="17"/>
+  </w:num>
+  <w:num w:numId="33">
     <w:abstractNumId w:val="27"/>
   </w:num>
-  <w:num w:numId="31">
-    <w:abstractNumId w:val="21"/>
+  <w:num w:numId="34">
+    <w:abstractNumId w:val="25"/>
   </w:num>
 </w:numbering>
 </file>
@@ -42523,6 +44972,29 @@
       </w:tcPr>
     </w:tblStylePr>
   </w:style>
+  <w:style w:type="character" w:styleId="Hipervnculo">
+    <w:name w:val="Hyperlink"/>
+    <w:basedOn w:val="Fuentedeprrafopredeter"/>
+    <w:uiPriority w:val="99"/>
+    <w:unhideWhenUsed/>
+    <w:rsid w:val="00193D52"/>
+    <w:rPr>
+      <w:color w:val="0000FF" w:themeColor="hyperlink"/>
+      <w:u w:val="single"/>
+    </w:rPr>
+  </w:style>
+  <w:style w:type="character" w:styleId="Mencinsinresolver">
+    <w:name w:val="Unresolved Mention"/>
+    <w:basedOn w:val="Fuentedeprrafopredeter"/>
+    <w:uiPriority w:val="99"/>
+    <w:semiHidden/>
+    <w:unhideWhenUsed/>
+    <w:rsid w:val="00193D52"/>
+    <w:rPr>
+      <w:color w:val="605E5C"/>
+      <w:shd w:val="clear" w:color="auto" w:fill="E1DFDD"/>
+    </w:rPr>
+  </w:style>
 </w:styles>
 </file>
 
